--- a/实验三实验报告.docx
+++ b/实验三实验报告.docx
@@ -2156,7 +2156,531 @@
       <w:pPr>
         <w:pStyle w:val="3"/>
       </w:pPr>
-      <w:bookmarkStart w:id="3" w:name="_Toc196057153"/>
+      <w:r>
+        <w:rPr>
+          <w:rFonts w:hint="eastAsia"/>
+        </w:rPr>
+        <w:t xml:space="preserve">2.1 </w:t>
+      </w:r>
+      <w:r>
+        <w:rPr>
+          <w:rFonts w:hint="eastAsia"/>
+        </w:rPr>
+        <w:t>预训练</w:t>
+      </w:r>
+    </w:p>
+    <w:p>
+      <w:pPr>
+        <w:ind w:firstLine="420"/>
+      </w:pPr>
+      <w:proofErr w:type="gramStart"/>
+      <w:r>
+        <w:rPr>
+          <w:rFonts w:hint="eastAsia"/>
+        </w:rPr>
+        <w:t>预训练</w:t>
+      </w:r>
+      <w:proofErr w:type="gramEnd"/>
+      <w:r>
+        <w:rPr>
+          <w:rFonts w:hint="eastAsia"/>
+        </w:rPr>
+        <w:t>的目的是通过无监督学习让语言模型从海量文本数据（如网页、书籍、学术文章）中自动吸收语言规则、世界知识和上下文推理能力，其原理基于自监督学习框架：模型通过特定任务（如自回归的“词语接龙”逐词预测或</w:t>
+      </w:r>
+      <w:r>
+        <w:rPr>
+          <w:rFonts w:hint="eastAsia"/>
+        </w:rPr>
+        <w:t>BERT</w:t>
+      </w:r>
+      <w:r>
+        <w:rPr>
+          <w:rFonts w:hint="eastAsia"/>
+        </w:rPr>
+        <w:t>式的“填空”掩码预测）反复调整神经网络参数，从数十亿句子的共</w:t>
+      </w:r>
+      <w:proofErr w:type="gramStart"/>
+      <w:r>
+        <w:rPr>
+          <w:rFonts w:hint="eastAsia"/>
+        </w:rPr>
+        <w:t>现规律</w:t>
+      </w:r>
+      <w:proofErr w:type="gramEnd"/>
+      <w:r>
+        <w:rPr>
+          <w:rFonts w:hint="eastAsia"/>
+        </w:rPr>
+        <w:t>中隐式建模词汇关联（如“秦始皇”与“统一六国”的概率联系）、语法结构（如主谓</w:t>
+      </w:r>
+      <w:proofErr w:type="gramStart"/>
+      <w:r>
+        <w:rPr>
+          <w:rFonts w:hint="eastAsia"/>
+        </w:rPr>
+        <w:t>宾</w:t>
+      </w:r>
+      <w:proofErr w:type="gramEnd"/>
+      <w:r>
+        <w:rPr>
+          <w:rFonts w:hint="eastAsia"/>
+        </w:rPr>
+        <w:t>顺序）和语义逻辑（如因果关系），同时借助</w:t>
+      </w:r>
+      <w:r>
+        <w:rPr>
+          <w:rFonts w:hint="eastAsia"/>
+        </w:rPr>
+        <w:t>Transformer</w:t>
+      </w:r>
+      <w:r>
+        <w:rPr>
+          <w:rFonts w:hint="eastAsia"/>
+        </w:rPr>
+        <w:t>架构的多层注意力机制捕捉长距离依赖关系，最终将文本中的统计规律编码为高维参数空间中的分布式表示，形成可迁移的通用语言理解与生成能力，为后续的指令微调、领域适配或零样本推理奠定知识基础，而这一过程的效能高度依赖于数据规模（千亿级</w:t>
+      </w:r>
+      <w:r>
+        <w:rPr>
+          <w:rFonts w:hint="eastAsia"/>
+        </w:rPr>
+        <w:t>token</w:t>
+      </w:r>
+      <w:r>
+        <w:rPr>
+          <w:rFonts w:hint="eastAsia"/>
+        </w:rPr>
+        <w:t>）、模型参数量（百亿至万亿级）和计算资源的协同优化。</w:t>
+      </w:r>
+    </w:p>
+    <w:p>
+      <w:pPr>
+        <w:pStyle w:val="3"/>
+      </w:pPr>
+      <w:r>
+        <w:rPr>
+          <w:rFonts w:hint="eastAsia"/>
+        </w:rPr>
+        <w:t>2.2</w:t>
+      </w:r>
+      <w:r>
+        <w:rPr>
+          <w:rFonts w:hint="eastAsia"/>
+        </w:rPr>
+        <w:t>有监督微调</w:t>
+      </w:r>
+      <w:r>
+        <w:t xml:space="preserve"> </w:t>
+      </w:r>
+    </w:p>
+    <w:p>
+      <w:pPr>
+        <w:ind w:firstLine="420"/>
+        <w:rPr>
+          <w:b/>
+          <w:bCs/>
+        </w:rPr>
+      </w:pPr>
+      <w:r>
+        <w:rPr>
+          <w:rFonts w:hint="eastAsia"/>
+        </w:rPr>
+        <w:t>有监督微调（</w:t>
+      </w:r>
+      <w:r>
+        <w:t>SFT</w:t>
+      </w:r>
+      <w:r>
+        <w:rPr>
+          <w:rFonts w:hint="eastAsia"/>
+        </w:rPr>
+        <w:t>）是将</w:t>
+      </w:r>
+      <w:proofErr w:type="gramStart"/>
+      <w:r>
+        <w:rPr>
+          <w:rFonts w:hint="eastAsia"/>
+        </w:rPr>
+        <w:t>预训练</w:t>
+      </w:r>
+      <w:proofErr w:type="gramEnd"/>
+      <w:r>
+        <w:rPr>
+          <w:rFonts w:hint="eastAsia"/>
+        </w:rPr>
+        <w:t>后“只会词语接龙”的语言模型（</w:t>
+      </w:r>
+      <w:r>
+        <w:t>LLM</w:t>
+      </w:r>
+      <w:r>
+        <w:rPr>
+          <w:rFonts w:hint="eastAsia"/>
+        </w:rPr>
+        <w:t>）转化为符合人类交互习惯的对话系统的关键阶段：通过人工构造的</w:t>
+      </w:r>
+      <w:r>
+        <w:t>​​</w:t>
+      </w:r>
+      <w:r>
+        <w:rPr>
+          <w:rFonts w:ascii="宋体" w:hAnsi="宋体" w:cs="宋体" w:hint="eastAsia"/>
+        </w:rPr>
+        <w:t>指令</w:t>
+      </w:r>
+      <w:r>
+        <w:t>-</w:t>
+      </w:r>
+      <w:r>
+        <w:rPr>
+          <w:rFonts w:hint="eastAsia"/>
+        </w:rPr>
+        <w:t>回答对</w:t>
+      </w:r>
+      <w:r>
+        <w:t>​​</w:t>
+      </w:r>
+      <w:r>
+        <w:rPr>
+          <w:rFonts w:ascii="宋体" w:hAnsi="宋体" w:cs="宋体" w:hint="eastAsia"/>
+        </w:rPr>
+        <w:t>（例如【用户：问题→助理：回答】的对话模板），以监督学习方式教会模型识别任务边界、理解角色分工（如用户消息在左、助理回答在右），并抑制无限制接龙倾向；训练时仅计算模型对“回答部分”的交叉</w:t>
+      </w:r>
+      <w:proofErr w:type="gramStart"/>
+      <w:r>
+        <w:rPr>
+          <w:rFonts w:ascii="宋体" w:hAnsi="宋体" w:cs="宋体" w:hint="eastAsia"/>
+        </w:rPr>
+        <w:t>熵</w:t>
+      </w:r>
+      <w:proofErr w:type="gramEnd"/>
+      <w:r>
+        <w:rPr>
+          <w:rFonts w:ascii="宋体" w:hAnsi="宋体" w:cs="宋体" w:hint="eastAsia"/>
+        </w:rPr>
+        <w:t>损失（避免改写用户输入），并通过截断输入长度（如</w:t>
+      </w:r>
+      <w:r>
+        <w:t>512 token</w:t>
+      </w:r>
+      <w:r>
+        <w:rPr>
+          <w:rFonts w:hint="eastAsia"/>
+        </w:rPr>
+        <w:t>）节省显存，同时结合位置编码插值技术（如</w:t>
+      </w:r>
+      <w:proofErr w:type="spellStart"/>
+      <w:r>
+        <w:t>RoPE</w:t>
+      </w:r>
+      <w:proofErr w:type="spellEnd"/>
+      <w:r>
+        <w:t>-NTK</w:t>
+      </w:r>
+      <w:r>
+        <w:rPr>
+          <w:rFonts w:hint="eastAsia"/>
+        </w:rPr>
+        <w:t>）使模型在少量长文本对话数据（</w:t>
+      </w:r>
+      <w:r>
+        <w:t>2k/8k token</w:t>
+      </w:r>
+      <w:r>
+        <w:rPr>
+          <w:rFonts w:hint="eastAsia"/>
+        </w:rPr>
+        <w:t>）的后续微调中快速适应扩展上下文，最终让模型从“知识储备库”蜕变为能按需输出结构化、有边界且符合人类偏好的交互式助手，类似于让熟读典籍的学者学会遵循现代聊天软件的对话规则。</w:t>
+      </w:r>
+    </w:p>
+    <w:p>
+      <w:pPr>
+        <w:pStyle w:val="3"/>
+      </w:pPr>
+      <w:r>
+        <w:rPr>
+          <w:rFonts w:hint="eastAsia"/>
+        </w:rPr>
+        <w:t>2.3</w:t>
+      </w:r>
+      <w:r>
+        <w:rPr>
+          <w:rFonts w:hint="eastAsia"/>
+        </w:rPr>
+        <w:t>人类反馈强化学习</w:t>
+      </w:r>
+      <w:r>
+        <w:rPr>
+          <w:rFonts w:hint="eastAsia"/>
+        </w:rPr>
+        <w:t>(Reinforcement Learning from Human Feedback, RLHF)</w:t>
+      </w:r>
+    </w:p>
+    <w:p>
+      <w:pPr>
+        <w:rPr>
+          <w:shd w:val="clear" w:color="auto" w:fill="FFFFFF"/>
+        </w:rPr>
+      </w:pPr>
+      <w:r>
+        <w:tab/>
+      </w:r>
+      <w:proofErr w:type="spellStart"/>
+      <w:r>
+        <w:rPr>
+          <w:shd w:val="clear" w:color="auto" w:fill="FFFFFF"/>
+        </w:rPr>
+        <w:t>MiniMind</w:t>
+      </w:r>
+      <w:proofErr w:type="spellEnd"/>
+      <w:r>
+        <w:rPr>
+          <w:rFonts w:hint="eastAsia"/>
+          <w:shd w:val="clear" w:color="auto" w:fill="FFFFFF"/>
+        </w:rPr>
+        <w:t>采用直接偏好优化（</w:t>
+      </w:r>
+      <w:r>
+        <w:rPr>
+          <w:shd w:val="clear" w:color="auto" w:fill="FFFFFF"/>
+        </w:rPr>
+        <w:t>DPO</w:t>
+      </w:r>
+      <w:r>
+        <w:rPr>
+          <w:rFonts w:hint="eastAsia"/>
+          <w:shd w:val="clear" w:color="auto" w:fill="FFFFFF"/>
+        </w:rPr>
+        <w:t>）技术，通过对比人类标注的偏好数据（如回答质量的正样本和负样本），直接优化模型生成答案的偏好对齐。</w:t>
+      </w:r>
+      <w:r>
+        <w:rPr>
+          <w:shd w:val="clear" w:color="auto" w:fill="FFFFFF"/>
+        </w:rPr>
+        <w:t>DPO</w:t>
+      </w:r>
+      <w:r>
+        <w:rPr>
+          <w:rFonts w:hint="eastAsia"/>
+          <w:shd w:val="clear" w:color="auto" w:fill="FFFFFF"/>
+        </w:rPr>
+        <w:lastRenderedPageBreak/>
+        <w:t>绕过了传统</w:t>
+      </w:r>
+      <w:r>
+        <w:rPr>
+          <w:shd w:val="clear" w:color="auto" w:fill="FFFFFF"/>
+        </w:rPr>
+        <w:t>RLHF</w:t>
+      </w:r>
+      <w:r>
+        <w:rPr>
+          <w:rFonts w:hint="eastAsia"/>
+          <w:shd w:val="clear" w:color="auto" w:fill="FFFFFF"/>
+        </w:rPr>
+        <w:t>中需要单独训练奖励模型的复杂流程，将偏好学习转化为一个分类问题，通过最大化偏好回答的概率与拒绝回答概率的差异来更新模型参数。</w:t>
+      </w:r>
+    </w:p>
+    <w:p>
+      <w:r>
+        <w:rPr>
+          <w:shd w:val="clear" w:color="auto" w:fill="FFFFFF"/>
+        </w:rPr>
+        <w:t>​​</w:t>
+      </w:r>
+      <w:r>
+        <w:rPr>
+          <w:shd w:val="clear" w:color="auto" w:fill="FFFFFF"/>
+        </w:rPr>
+        <w:tab/>
+      </w:r>
+      <w:r>
+        <w:rPr>
+          <w:rFonts w:hint="eastAsia"/>
+          <w:shd w:val="clear" w:color="auto" w:fill="FFFFFF"/>
+        </w:rPr>
+        <w:t>DPO</w:t>
+      </w:r>
+      <w:r>
+        <w:rPr>
+          <w:rFonts w:ascii="宋体" w:hAnsi="宋体" w:cs="宋体" w:hint="eastAsia"/>
+          <w:shd w:val="clear" w:color="auto" w:fill="FFFFFF"/>
+        </w:rPr>
+        <w:t>旨在使模型输出更符合人类价值观和偏好，解决通用</w:t>
+      </w:r>
+      <w:proofErr w:type="gramStart"/>
+      <w:r>
+        <w:rPr>
+          <w:rFonts w:ascii="宋体" w:hAnsi="宋体" w:cs="宋体" w:hint="eastAsia"/>
+          <w:shd w:val="clear" w:color="auto" w:fill="FFFFFF"/>
+        </w:rPr>
+        <w:t>预训练</w:t>
+      </w:r>
+      <w:proofErr w:type="gramEnd"/>
+      <w:r>
+        <w:rPr>
+          <w:rFonts w:ascii="宋体" w:hAnsi="宋体" w:cs="宋体" w:hint="eastAsia"/>
+          <w:shd w:val="clear" w:color="auto" w:fill="FFFFFF"/>
+        </w:rPr>
+        <w:t>模型“无害性”不足的问题。项目使用活字模型提供的</w:t>
+      </w:r>
+      <w:r>
+        <w:rPr>
+          <w:shd w:val="clear" w:color="auto" w:fill="FFFFFF"/>
+        </w:rPr>
+        <w:t>8</w:t>
+      </w:r>
+      <w:r>
+        <w:rPr>
+          <w:rFonts w:hint="eastAsia"/>
+          <w:shd w:val="clear" w:color="auto" w:fill="FFFFFF"/>
+        </w:rPr>
+        <w:t>万条人工标注三元组（问题、优选回答、拒绝回答），通过动态调整损失函数权重，在有限</w:t>
+      </w:r>
+      <w:proofErr w:type="gramStart"/>
+      <w:r>
+        <w:rPr>
+          <w:rFonts w:hint="eastAsia"/>
+          <w:shd w:val="clear" w:color="auto" w:fill="FFFFFF"/>
+        </w:rPr>
+        <w:t>算力下</w:t>
+      </w:r>
+      <w:proofErr w:type="gramEnd"/>
+      <w:r>
+        <w:rPr>
+          <w:rFonts w:hint="eastAsia"/>
+          <w:shd w:val="clear" w:color="auto" w:fill="FFFFFF"/>
+        </w:rPr>
+        <w:t>提升模型回答的安全性和有用性。</w:t>
+      </w:r>
+    </w:p>
+    <w:p>
+      <w:pPr>
+        <w:pStyle w:val="3"/>
+      </w:pPr>
+      <w:r>
+        <w:t>2.</w:t>
+      </w:r>
+      <w:r>
+        <w:rPr>
+          <w:rFonts w:hint="eastAsia"/>
+        </w:rPr>
+        <w:t>4</w:t>
+      </w:r>
+      <w:r>
+        <w:rPr>
+          <w:rFonts w:hint="eastAsia"/>
+        </w:rPr>
+        <w:t>知识蒸馏</w:t>
+      </w:r>
+      <w:r>
+        <w:rPr>
+          <w:rFonts w:hint="eastAsia"/>
+        </w:rPr>
+        <w:t>(Knowledge Distillation, KD)</w:t>
+      </w:r>
+    </w:p>
+    <w:p>
+      <w:pPr>
+        <w:ind w:firstLine="420"/>
+        <w:rPr>
+          <w:rFonts w:ascii="宋体" w:hAnsi="宋体" w:cs="宋体"/>
+        </w:rPr>
+      </w:pPr>
+      <w:r>
+        <w:rPr>
+          <w:rFonts w:ascii="宋体" w:hAnsi="宋体" w:cs="宋体" w:hint="eastAsia"/>
+        </w:rPr>
+        <w:t>项目虽未明确使用传统知识蒸馏，但其轻量化设计思想与之相通。知识蒸馏可以进一步优化模型的性能和效率，所谓知识蒸馏，即学生模型面向教师模型学习。 教师模型通常是经过充分训练的大模型，具有较高的准确性和泛化能力。 学生模型是一个较小的模型，目标是学习教师模型的行为，而不是直接从原始数据中学习。 在SFT学习中，模型的目标是拟合词Token分类硬标签（hard labels），即真实的类别标签（如 0 或 6400）。 在知识蒸馏中，教师模型的</w:t>
+      </w:r>
+      <w:proofErr w:type="spellStart"/>
+      <w:r>
+        <w:rPr>
+          <w:rFonts w:ascii="宋体" w:hAnsi="宋体" w:cs="宋体" w:hint="eastAsia"/>
+        </w:rPr>
+        <w:t>softmax</w:t>
+      </w:r>
+      <w:proofErr w:type="spellEnd"/>
+      <w:r>
+        <w:rPr>
+          <w:rFonts w:ascii="宋体" w:hAnsi="宋体" w:cs="宋体" w:hint="eastAsia"/>
+        </w:rPr>
+        <w:t xml:space="preserve">概率分布被用作软标签（soft labels）。小模型仅学习软标签，并使用KL-Loss来优化模型的参数。 通俗地说，SFT直接学习老师给的解题答案。而KD过程相当于“打开”老师聪明的大脑，尽可能地模仿老师“大脑”思考问题的神经元状态。 例如，当老师模型计算1+1=2这个问题的时候，最后一层神经元a状态为0，神经元b状态为100，神经元c状态为-99... 学生模型通过大量数据，学习教师模型大脑内部的运转规律。这个过程即称之为：知识蒸馏。 </w:t>
+      </w:r>
+    </w:p>
+    <w:p>
+      <w:pPr>
+        <w:ind w:firstLine="420"/>
+        <w:rPr>
+          <w:rFonts w:ascii="宋体" w:hAnsi="宋体" w:cs="宋体"/>
+        </w:rPr>
+      </w:pPr>
+      <w:r>
+        <w:rPr>
+          <w:rFonts w:ascii="宋体" w:hAnsi="宋体" w:cs="宋体" w:hint="eastAsia"/>
+        </w:rPr>
+        <w:t>知识蒸馏的目的只有一个：让小模型体积更小的同时效果更好。 然而随着LLM诞生和发展，模型蒸馏一词被广泛滥用，从而产生了“白盒/黑盒”知识蒸馏两个派别。 GPT-4</w:t>
+      </w:r>
+      <w:proofErr w:type="gramStart"/>
+      <w:r>
+        <w:rPr>
+          <w:rFonts w:ascii="宋体" w:hAnsi="宋体" w:cs="宋体" w:hint="eastAsia"/>
+        </w:rPr>
+        <w:t>这种闭源模型</w:t>
+      </w:r>
+      <w:proofErr w:type="gramEnd"/>
+      <w:r>
+        <w:rPr>
+          <w:rFonts w:ascii="宋体" w:hAnsi="宋体" w:cs="宋体" w:hint="eastAsia"/>
+        </w:rPr>
+        <w:t>，由于无法获取其内部结构，因此只能面向它所输出的数据学习，这个过程称之为黑盒蒸馏，也是大模型时代最普遍的做法。 黑盒蒸馏与SFT过程完全一致，只不过数据是从大模型的输出收集，因此只需要准备数据并且进一步FT即可。 注意更改被加载的基础模型为</w:t>
+      </w:r>
+      <w:proofErr w:type="spellStart"/>
+      <w:r>
+        <w:rPr>
+          <w:rFonts w:ascii="宋体" w:hAnsi="宋体" w:cs="宋体" w:hint="eastAsia"/>
+        </w:rPr>
+        <w:t>full_sft</w:t>
+      </w:r>
+      <w:proofErr w:type="spellEnd"/>
+      <w:r>
+        <w:rPr>
+          <w:rFonts w:ascii="宋体" w:hAnsi="宋体" w:cs="宋体" w:hint="eastAsia"/>
+        </w:rPr>
+        <w:t>_*.</w:t>
+      </w:r>
+      <w:proofErr w:type="spellStart"/>
+      <w:r>
+        <w:rPr>
+          <w:rFonts w:ascii="宋体" w:hAnsi="宋体" w:cs="宋体" w:hint="eastAsia"/>
+        </w:rPr>
+        <w:t>pth</w:t>
+      </w:r>
+      <w:proofErr w:type="spellEnd"/>
+      <w:r>
+        <w:rPr>
+          <w:rFonts w:ascii="宋体" w:hAnsi="宋体" w:cs="宋体" w:hint="eastAsia"/>
+        </w:rPr>
+        <w:t>，即基于微调模型做进一步的蒸馏学习。 ./dataset/sft_1024.jsonl与./dataset/sft_2048.jsonl 均收集自qwen2.5-7/72B-Instruct大模型，可直接用于SFT以获取</w:t>
+      </w:r>
+      <w:proofErr w:type="spellStart"/>
+      <w:r>
+        <w:rPr>
+          <w:rFonts w:ascii="宋体" w:hAnsi="宋体" w:cs="宋体" w:hint="eastAsia"/>
+        </w:rPr>
+        <w:t>Qwen</w:t>
+      </w:r>
+      <w:proofErr w:type="spellEnd"/>
+      <w:r>
+        <w:rPr>
+          <w:rFonts w:ascii="宋体" w:hAnsi="宋体" w:cs="宋体" w:hint="eastAsia"/>
+        </w:rPr>
+        <w:t>的部分行为。</w:t>
+      </w:r>
+    </w:p>
+    <w:p>
+      <w:pPr>
+        <w:pStyle w:val="3"/>
+      </w:pPr>
       <w:r>
         <w:rPr>
           <w:rFonts w:hint="eastAsia"/>
@@ -2164,1233 +2688,938 @@
         <w:t>2</w:t>
       </w:r>
       <w:r>
-        <w:t>.1 Transformer</w:t>
-      </w:r>
-      <w:r>
-        <w:t>架构核心原理</w:t>
-      </w:r>
+        <w:rPr>
+          <w:rFonts w:hint="eastAsia"/>
+        </w:rPr>
+        <w:t xml:space="preserve">.5 </w:t>
+      </w:r>
+      <w:proofErr w:type="spellStart"/>
+      <w:r>
+        <w:t>LoRA</w:t>
+      </w:r>
+      <w:proofErr w:type="spellEnd"/>
+      <w:r>
+        <w:t xml:space="preserve"> (Low-Rank Adaptation)</w:t>
+      </w:r>
+    </w:p>
+    <w:p>
+      <w:pPr>
+        <w:ind w:firstLine="420"/>
+      </w:pPr>
+      <w:proofErr w:type="spellStart"/>
+      <w:r>
+        <w:rPr>
+          <w:rFonts w:hint="eastAsia"/>
+        </w:rPr>
+        <w:t>LoRA</w:t>
+      </w:r>
+      <w:proofErr w:type="spellEnd"/>
+      <w:r>
+        <w:rPr>
+          <w:rFonts w:hint="eastAsia"/>
+        </w:rPr>
+        <w:t>是一种高效的参数高效微调（</w:t>
+      </w:r>
+      <w:r>
+        <w:rPr>
+          <w:rFonts w:hint="eastAsia"/>
+        </w:rPr>
+        <w:t>Parameter-Efficient Fine-Tuning, PEFT</w:t>
+      </w:r>
+      <w:r>
+        <w:rPr>
+          <w:rFonts w:hint="eastAsia"/>
+        </w:rPr>
+        <w:t>）方法，旨在通过低</w:t>
+      </w:r>
+      <w:proofErr w:type="gramStart"/>
+      <w:r>
+        <w:rPr>
+          <w:rFonts w:hint="eastAsia"/>
+        </w:rPr>
+        <w:t>秩</w:t>
+      </w:r>
+      <w:proofErr w:type="gramEnd"/>
+      <w:r>
+        <w:rPr>
+          <w:rFonts w:hint="eastAsia"/>
+        </w:rPr>
+        <w:t>分解的方式对</w:t>
+      </w:r>
+      <w:proofErr w:type="gramStart"/>
+      <w:r>
+        <w:rPr>
+          <w:rFonts w:hint="eastAsia"/>
+        </w:rPr>
+        <w:t>预训练</w:t>
+      </w:r>
+      <w:proofErr w:type="gramEnd"/>
+      <w:r>
+        <w:rPr>
+          <w:rFonts w:hint="eastAsia"/>
+        </w:rPr>
+        <w:t>模型进行微调。</w:t>
+      </w:r>
+      <w:r>
+        <w:rPr>
+          <w:rFonts w:hint="eastAsia"/>
+        </w:rPr>
+        <w:t xml:space="preserve"> </w:t>
+      </w:r>
+      <w:r>
+        <w:rPr>
+          <w:rFonts w:hint="eastAsia"/>
+        </w:rPr>
+        <w:t>相比于全参数微调（</w:t>
+      </w:r>
+      <w:r>
+        <w:rPr>
+          <w:rFonts w:hint="eastAsia"/>
+        </w:rPr>
+        <w:t>Full Fine-Tuning</w:t>
+      </w:r>
+      <w:r>
+        <w:rPr>
+          <w:rFonts w:hint="eastAsia"/>
+        </w:rPr>
+        <w:t>），</w:t>
+      </w:r>
+      <w:proofErr w:type="spellStart"/>
+      <w:r>
+        <w:rPr>
+          <w:rFonts w:hint="eastAsia"/>
+        </w:rPr>
+        <w:t>LoRA</w:t>
+      </w:r>
+      <w:proofErr w:type="spellEnd"/>
+      <w:r>
+        <w:rPr>
+          <w:rFonts w:hint="eastAsia"/>
+        </w:rPr>
+        <w:t xml:space="preserve"> </w:t>
+      </w:r>
+      <w:r>
+        <w:rPr>
+          <w:rFonts w:hint="eastAsia"/>
+        </w:rPr>
+        <w:t>只需要更新少量的参数。</w:t>
+      </w:r>
+      <w:r>
+        <w:rPr>
+          <w:rFonts w:hint="eastAsia"/>
+        </w:rPr>
+        <w:t xml:space="preserve"> </w:t>
+      </w:r>
+      <w:proofErr w:type="spellStart"/>
+      <w:r>
+        <w:rPr>
+          <w:rFonts w:hint="eastAsia"/>
+        </w:rPr>
+        <w:t>LoRA</w:t>
+      </w:r>
+      <w:proofErr w:type="spellEnd"/>
+      <w:r>
+        <w:rPr>
+          <w:rFonts w:hint="eastAsia"/>
+        </w:rPr>
+        <w:t xml:space="preserve"> </w:t>
+      </w:r>
+      <w:r>
+        <w:rPr>
+          <w:rFonts w:hint="eastAsia"/>
+        </w:rPr>
+        <w:t>的核心思想是：在模型的权重矩阵中引入低</w:t>
+      </w:r>
+      <w:proofErr w:type="gramStart"/>
+      <w:r>
+        <w:rPr>
+          <w:rFonts w:hint="eastAsia"/>
+        </w:rPr>
+        <w:t>秩</w:t>
+      </w:r>
+      <w:proofErr w:type="gramEnd"/>
+      <w:r>
+        <w:rPr>
+          <w:rFonts w:hint="eastAsia"/>
+        </w:rPr>
+        <w:t>分解，仅对低</w:t>
+      </w:r>
+      <w:proofErr w:type="gramStart"/>
+      <w:r>
+        <w:rPr>
+          <w:rFonts w:hint="eastAsia"/>
+        </w:rPr>
+        <w:t>秩</w:t>
+      </w:r>
+      <w:proofErr w:type="gramEnd"/>
+      <w:r>
+        <w:rPr>
+          <w:rFonts w:hint="eastAsia"/>
+        </w:rPr>
+        <w:t>部分进行更新，而保持原始</w:t>
+      </w:r>
+      <w:proofErr w:type="gramStart"/>
+      <w:r>
+        <w:rPr>
+          <w:rFonts w:hint="eastAsia"/>
+        </w:rPr>
+        <w:t>预训练</w:t>
+      </w:r>
+      <w:proofErr w:type="gramEnd"/>
+      <w:r>
+        <w:rPr>
+          <w:rFonts w:hint="eastAsia"/>
+        </w:rPr>
+        <w:t>权重不变。</w:t>
+      </w:r>
+    </w:p>
+    <w:p>
+      <w:pPr>
+        <w:ind w:firstLine="420"/>
+      </w:pPr>
+      <w:r>
+        <w:rPr>
+          <w:rFonts w:hint="eastAsia"/>
+        </w:rPr>
+        <w:t>对于通用模型，医学领域知识欠缺，可以尝试在原有模型基础上加入领域知</w:t>
+      </w:r>
+      <w:r>
+        <w:rPr>
+          <w:rFonts w:hint="eastAsia"/>
+        </w:rPr>
+        <w:lastRenderedPageBreak/>
+        <w:t>识，以获得更好的性能。</w:t>
+      </w:r>
+      <w:r>
+        <w:rPr>
+          <w:rFonts w:hint="eastAsia"/>
+        </w:rPr>
+        <w:t xml:space="preserve"> </w:t>
+      </w:r>
+      <w:r>
+        <w:rPr>
+          <w:rFonts w:hint="eastAsia"/>
+        </w:rPr>
+        <w:t>同时，我们通常不希望学会领域知识的同时损失原有基础模型的其它能力，此时</w:t>
+      </w:r>
+      <w:proofErr w:type="spellStart"/>
+      <w:r>
+        <w:rPr>
+          <w:rFonts w:hint="eastAsia"/>
+        </w:rPr>
+        <w:t>LoRA</w:t>
+      </w:r>
+      <w:proofErr w:type="spellEnd"/>
+      <w:r>
+        <w:rPr>
+          <w:rFonts w:hint="eastAsia"/>
+        </w:rPr>
+        <w:t>可以很好的改善这个问题。</w:t>
+      </w:r>
+      <w:r>
+        <w:rPr>
+          <w:rFonts w:hint="eastAsia"/>
+        </w:rPr>
+        <w:t xml:space="preserve"> </w:t>
+      </w:r>
+      <w:r>
+        <w:rPr>
+          <w:rFonts w:hint="eastAsia"/>
+        </w:rPr>
+        <w:t>只需要准备如下格式的对话数据集放置到</w:t>
+      </w:r>
+      <w:r>
+        <w:rPr>
+          <w:rFonts w:hint="eastAsia"/>
+        </w:rPr>
+        <w:t>./dataset/</w:t>
+      </w:r>
+      <w:proofErr w:type="spellStart"/>
+      <w:r>
+        <w:rPr>
+          <w:rFonts w:hint="eastAsia"/>
+        </w:rPr>
+        <w:t>lora_xxx.jsonl</w:t>
+      </w:r>
+      <w:proofErr w:type="spellEnd"/>
+      <w:r>
+        <w:rPr>
+          <w:rFonts w:hint="eastAsia"/>
+        </w:rPr>
+        <w:t>，启动</w:t>
+      </w:r>
+      <w:r>
+        <w:rPr>
+          <w:rFonts w:hint="eastAsia"/>
+        </w:rPr>
+        <w:t xml:space="preserve"> python train_lora.py </w:t>
+      </w:r>
+      <w:r>
+        <w:rPr>
+          <w:rFonts w:hint="eastAsia"/>
+        </w:rPr>
+        <w:t>训练即可得到</w:t>
+      </w:r>
+      <w:r>
+        <w:rPr>
+          <w:rFonts w:hint="eastAsia"/>
+        </w:rPr>
+        <w:t>./out/</w:t>
+      </w:r>
+      <w:proofErr w:type="spellStart"/>
+      <w:r>
+        <w:rPr>
+          <w:rFonts w:hint="eastAsia"/>
+        </w:rPr>
+        <w:t>lora</w:t>
+      </w:r>
+      <w:proofErr w:type="spellEnd"/>
+      <w:r>
+        <w:rPr>
+          <w:rFonts w:hint="eastAsia"/>
+        </w:rPr>
+        <w:t>/</w:t>
+      </w:r>
+      <w:proofErr w:type="spellStart"/>
+      <w:r>
+        <w:rPr>
+          <w:rFonts w:hint="eastAsia"/>
+        </w:rPr>
+        <w:t>lora_xxx.pth</w:t>
+      </w:r>
+      <w:proofErr w:type="spellEnd"/>
+      <w:r>
+        <w:rPr>
+          <w:rFonts w:hint="eastAsia"/>
+        </w:rPr>
+        <w:t>新模型权重。</w:t>
+      </w:r>
+    </w:p>
+    <w:p>
+      <w:r>
+        <w:t>​​</w:t>
+      </w:r>
+      <w:r>
+        <w:tab/>
+        <w:t xml:space="preserve"> </w:t>
+      </w:r>
+      <w:r>
+        <w:rPr>
+          <w:rFonts w:hint="eastAsia"/>
+        </w:rPr>
+        <w:t>此时【基础模型</w:t>
+      </w:r>
+      <w:r>
+        <w:rPr>
+          <w:rFonts w:hint="eastAsia"/>
+        </w:rPr>
+        <w:t>+</w:t>
+      </w:r>
+      <w:proofErr w:type="spellStart"/>
+      <w:r>
+        <w:rPr>
+          <w:rFonts w:hint="eastAsia"/>
+        </w:rPr>
+        <w:t>LoRA</w:t>
+      </w:r>
+      <w:proofErr w:type="spellEnd"/>
+      <w:r>
+        <w:rPr>
+          <w:rFonts w:hint="eastAsia"/>
+        </w:rPr>
+        <w:t>模型】即可获得医疗场景模型增强的能力，相当于为基础模型增加了</w:t>
+      </w:r>
+      <w:proofErr w:type="spellStart"/>
+      <w:r>
+        <w:rPr>
+          <w:rFonts w:hint="eastAsia"/>
+        </w:rPr>
+        <w:t>LoRA</w:t>
+      </w:r>
+      <w:proofErr w:type="spellEnd"/>
+      <w:r>
+        <w:rPr>
+          <w:rFonts w:hint="eastAsia"/>
+        </w:rPr>
+        <w:t>外挂，这个过程并不损失基础模型的本身能力。</w:t>
+      </w:r>
+      <w:r>
+        <w:rPr>
+          <w:rFonts w:hint="eastAsia"/>
+        </w:rPr>
+        <w:t xml:space="preserve"> </w:t>
+      </w:r>
+      <w:r>
+        <w:rPr>
+          <w:rFonts w:hint="eastAsia"/>
+        </w:rPr>
+        <w:t>我们可以通过</w:t>
+      </w:r>
+      <w:r>
+        <w:rPr>
+          <w:rFonts w:hint="eastAsia"/>
+        </w:rPr>
+        <w:t>eval_model.py</w:t>
+      </w:r>
+      <w:r>
+        <w:rPr>
+          <w:rFonts w:hint="eastAsia"/>
+        </w:rPr>
+        <w:t>进行模型评估测试。</w:t>
+      </w:r>
+    </w:p>
+    <w:p>
+      <w:pPr>
+        <w:pStyle w:val="3"/>
+      </w:pPr>
+      <w:r>
+        <w:t>2.</w:t>
+      </w:r>
+      <w:r>
+        <w:rPr>
+          <w:rFonts w:hint="eastAsia"/>
+        </w:rPr>
+        <w:t>6</w:t>
+      </w:r>
+      <w:r>
+        <w:rPr>
+          <w:rFonts w:hint="eastAsia"/>
+        </w:rPr>
+        <w:t>训练推理模型</w:t>
+      </w:r>
+    </w:p>
+    <w:p>
+      <w:r>
+        <w:t>​</w:t>
+      </w:r>
+      <w:r>
+        <w:rPr>
+          <w:rFonts w:hint="eastAsia"/>
+        </w:rPr>
+        <w:t xml:space="preserve"> </w:t>
+      </w:r>
+      <w:r>
+        <w:tab/>
+      </w:r>
+      <w:proofErr w:type="spellStart"/>
+      <w:r>
+        <w:t>MiniMind</w:t>
+      </w:r>
+      <w:proofErr w:type="spellEnd"/>
+      <w:r>
+        <w:rPr>
+          <w:rFonts w:hint="eastAsia"/>
+        </w:rPr>
+        <w:t>的训练流程采用分阶段渐进优化策略：首先通过</w:t>
+      </w:r>
+      <w:r>
+        <w:t>​​</w:t>
+      </w:r>
+      <w:proofErr w:type="gramStart"/>
+      <w:r>
+        <w:rPr>
+          <w:rFonts w:ascii="宋体" w:hAnsi="宋体" w:cs="宋体" w:hint="eastAsia"/>
+        </w:rPr>
+        <w:t>预训练</w:t>
+      </w:r>
+      <w:proofErr w:type="gramEnd"/>
+      <w:r>
+        <w:t>​​</w:t>
+      </w:r>
+      <w:r>
+        <w:rPr>
+          <w:rFonts w:ascii="宋体" w:hAnsi="宋体" w:cs="宋体" w:hint="eastAsia"/>
+        </w:rPr>
+        <w:t>（</w:t>
+      </w:r>
+      <w:r>
+        <w:t>1-pretrain.py</w:t>
+      </w:r>
+      <w:r>
+        <w:rPr>
+          <w:rFonts w:hint="eastAsia"/>
+        </w:rPr>
+        <w:t>）在</w:t>
+      </w:r>
+      <w:r>
+        <w:t>10B token</w:t>
+      </w:r>
+      <w:r>
+        <w:rPr>
+          <w:rFonts w:hint="eastAsia"/>
+        </w:rPr>
+        <w:t>的通用文本数据（如</w:t>
+      </w:r>
+      <w:r>
+        <w:t>Seq-Monkey</w:t>
+      </w:r>
+      <w:r>
+        <w:rPr>
+          <w:rFonts w:hint="eastAsia"/>
+        </w:rPr>
+        <w:t>）上以动态学习率（</w:t>
+      </w:r>
+      <w:r>
+        <w:t>1e-4</w:t>
+      </w:r>
+      <w:r>
+        <w:rPr>
+          <w:rFonts w:hint="eastAsia"/>
+        </w:rPr>
+        <w:t>至</w:t>
+      </w:r>
+      <w:r>
+        <w:t>1e-5</w:t>
+      </w:r>
+      <w:r>
+        <w:rPr>
+          <w:rFonts w:hint="eastAsia"/>
+        </w:rPr>
+        <w:t>）学习语言接龙，构建基础语言理解能力；接着通过</w:t>
+      </w:r>
+      <w:r>
+        <w:t>​​</w:t>
+      </w:r>
+      <w:r>
+        <w:rPr>
+          <w:rFonts w:ascii="宋体" w:hAnsi="宋体" w:cs="宋体" w:hint="eastAsia"/>
+        </w:rPr>
+        <w:t>全参数指令微调</w:t>
+      </w:r>
+      <w:r>
+        <w:t>​​</w:t>
+      </w:r>
+      <w:r>
+        <w:rPr>
+          <w:rFonts w:ascii="宋体" w:hAnsi="宋体" w:cs="宋体" w:hint="eastAsia"/>
+        </w:rPr>
+        <w:t>（</w:t>
+      </w:r>
+      <w:r>
+        <w:t>3-full_sft.py</w:t>
+      </w:r>
+      <w:r>
+        <w:rPr>
+          <w:rFonts w:hint="eastAsia"/>
+        </w:rPr>
+        <w:t>）在</w:t>
+      </w:r>
+      <w:r>
+        <w:t>3B token</w:t>
+      </w:r>
+      <w:r>
+        <w:rPr>
+          <w:rFonts w:hint="eastAsia"/>
+        </w:rPr>
+        <w:t>的对话数据上对齐单轮</w:t>
+      </w:r>
+      <w:r>
+        <w:t>/</w:t>
+      </w:r>
+      <w:r>
+        <w:rPr>
+          <w:rFonts w:hint="eastAsia"/>
+        </w:rPr>
+        <w:t>多轮对话模板，动态调整学习率（</w:t>
+      </w:r>
+      <w:r>
+        <w:t>1e-5</w:t>
+      </w:r>
+      <w:r>
+        <w:rPr>
+          <w:rFonts w:hint="eastAsia"/>
+        </w:rPr>
+        <w:t>至</w:t>
+      </w:r>
+      <w:r>
+        <w:t>1e-6</w:t>
+      </w:r>
+      <w:r>
+        <w:rPr>
+          <w:rFonts w:hint="eastAsia"/>
+        </w:rPr>
+        <w:t>）以适配任务特性；最后通过</w:t>
+      </w:r>
+      <w:r>
+        <w:t>​​DPO</w:t>
+      </w:r>
+      <w:r>
+        <w:rPr>
+          <w:rFonts w:hint="eastAsia"/>
+        </w:rPr>
+        <w:t>偏好优化</w:t>
+      </w:r>
+      <w:r>
+        <w:t>​​</w:t>
+      </w:r>
+      <w:r>
+        <w:rPr>
+          <w:rFonts w:ascii="宋体" w:hAnsi="宋体" w:cs="宋体" w:hint="eastAsia"/>
+        </w:rPr>
+        <w:t>（</w:t>
+      </w:r>
+      <w:r>
+        <w:t>5-dpo_train.py</w:t>
+      </w:r>
+      <w:r>
+        <w:rPr>
+          <w:rFonts w:hint="eastAsia"/>
+        </w:rPr>
+        <w:t>）结合</w:t>
+      </w:r>
+      <w:r>
+        <w:t>8</w:t>
+      </w:r>
+      <w:r>
+        <w:rPr>
+          <w:rFonts w:hint="eastAsia"/>
+        </w:rPr>
+        <w:t>万条人工标注的偏好数据，直接优化回答质量与安全性。训练架构基于改进的</w:t>
+      </w:r>
+      <w:r>
+        <w:t>Transformer</w:t>
+      </w:r>
+      <w:r>
+        <w:rPr>
+          <w:rFonts w:hint="eastAsia"/>
+        </w:rPr>
+        <w:t>，集成</w:t>
+      </w:r>
+      <w:r>
+        <w:t>DeepSeek-V2</w:t>
+      </w:r>
+      <w:r>
+        <w:rPr>
+          <w:rFonts w:hint="eastAsia"/>
+        </w:rPr>
+        <w:t>的</w:t>
+      </w:r>
+      <w:r>
+        <w:t>​​</w:t>
+      </w:r>
+      <w:r>
+        <w:rPr>
+          <w:rFonts w:ascii="宋体" w:hAnsi="宋体" w:cs="宋体" w:hint="eastAsia"/>
+        </w:rPr>
+        <w:t>细粒度</w:t>
+      </w:r>
+      <w:proofErr w:type="spellStart"/>
+      <w:r>
+        <w:t>MoE</w:t>
+      </w:r>
+      <w:proofErr w:type="spellEnd"/>
+      <w:r>
+        <w:t>​​</w:t>
+      </w:r>
+      <w:r>
+        <w:rPr>
+          <w:rFonts w:hint="eastAsia"/>
+        </w:rPr>
+        <w:t>（</w:t>
+      </w:r>
+      <w:r>
+        <w:t>4×26M</w:t>
+      </w:r>
+      <w:r>
+        <w:rPr>
+          <w:rFonts w:hint="eastAsia"/>
+        </w:rPr>
+        <w:t>参数专家，</w:t>
+      </w:r>
+      <w:proofErr w:type="spellStart"/>
+      <w:r>
+        <w:t>TopK</w:t>
+      </w:r>
+      <w:proofErr w:type="spellEnd"/>
+      <w:r>
+        <w:t>=2</w:t>
+      </w:r>
+      <w:r>
+        <w:rPr>
+          <w:rFonts w:hint="eastAsia"/>
+        </w:rPr>
+        <w:t>路由）、</w:t>
+      </w:r>
+      <w:r>
+        <w:t>​​</w:t>
+      </w:r>
+      <w:proofErr w:type="spellStart"/>
+      <w:r>
+        <w:t>RMSNorm</w:t>
+      </w:r>
+      <w:proofErr w:type="spellEnd"/>
+      <w:r>
+        <w:rPr>
+          <w:rFonts w:hint="eastAsia"/>
+        </w:rPr>
+        <w:t>预标准化</w:t>
+      </w:r>
+      <w:r>
+        <w:t>​​</w:t>
+      </w:r>
+      <w:r>
+        <w:rPr>
+          <w:rFonts w:ascii="宋体" w:hAnsi="宋体" w:cs="宋体" w:hint="eastAsia"/>
+        </w:rPr>
+        <w:t>、</w:t>
+      </w:r>
+      <w:r>
+        <w:t>​​</w:t>
+      </w:r>
+      <w:proofErr w:type="spellStart"/>
+      <w:r>
+        <w:t>SwiGLU</w:t>
+      </w:r>
+      <w:proofErr w:type="spellEnd"/>
+      <w:r>
+        <w:rPr>
+          <w:rFonts w:hint="eastAsia"/>
+        </w:rPr>
+        <w:t>激活函数</w:t>
+      </w:r>
+      <w:r>
+        <w:t>​​</w:t>
+      </w:r>
+      <w:r>
+        <w:rPr>
+          <w:rFonts w:ascii="宋体" w:hAnsi="宋体" w:cs="宋体" w:hint="eastAsia"/>
+        </w:rPr>
+        <w:t>和</w:t>
+      </w:r>
+      <w:r>
+        <w:t>​​</w:t>
+      </w:r>
+      <w:proofErr w:type="spellStart"/>
+      <w:r>
+        <w:t>RoPE</w:t>
+      </w:r>
+      <w:proofErr w:type="spellEnd"/>
+      <w:r>
+        <w:rPr>
+          <w:rFonts w:hint="eastAsia"/>
+        </w:rPr>
+        <w:t>旋转位置编码</w:t>
+      </w:r>
+      <w:r>
+        <w:t>​​</w:t>
+      </w:r>
+      <w:r>
+        <w:rPr>
+          <w:rFonts w:ascii="宋体" w:hAnsi="宋体" w:cs="宋体" w:hint="eastAsia"/>
+        </w:rPr>
+        <w:t>，支持</w:t>
+      </w:r>
+      <w:r>
+        <w:t>DDP/</w:t>
+      </w:r>
+      <w:proofErr w:type="spellStart"/>
+      <w:r>
+        <w:t>DeepSpeed</w:t>
+      </w:r>
+      <w:proofErr w:type="spellEnd"/>
+      <w:r>
+        <w:rPr>
+          <w:rFonts w:hint="eastAsia"/>
+        </w:rPr>
+        <w:t>多卡并行，</w:t>
+      </w:r>
+      <w:r>
+        <w:t>26M</w:t>
+      </w:r>
+      <w:r>
+        <w:rPr>
+          <w:rFonts w:hint="eastAsia"/>
+        </w:rPr>
+        <w:t>模型单卡</w:t>
+      </w:r>
+      <w:proofErr w:type="gramStart"/>
+      <w:r>
+        <w:rPr>
+          <w:rFonts w:hint="eastAsia"/>
+        </w:rPr>
+        <w:t>预训练</w:t>
+      </w:r>
+      <w:proofErr w:type="gramEnd"/>
+      <w:r>
+        <w:t>1 epoch</w:t>
+      </w:r>
+      <w:r>
+        <w:rPr>
+          <w:rFonts w:hint="eastAsia"/>
+        </w:rPr>
+        <w:t>仅需</w:t>
+      </w:r>
+      <w:r>
+        <w:t>2</w:t>
+      </w:r>
+      <w:r>
+        <w:rPr>
+          <w:rFonts w:hint="eastAsia"/>
+        </w:rPr>
+        <w:t>小时。推理时通过</w:t>
+      </w:r>
+      <w:r>
+        <w:t>​​</w:t>
+      </w:r>
+      <w:r>
+        <w:rPr>
+          <w:rFonts w:ascii="宋体" w:hAnsi="宋体" w:cs="宋体" w:hint="eastAsia"/>
+        </w:rPr>
+        <w:t>动态显存管理</w:t>
+      </w:r>
+      <w:r>
+        <w:t>​​</w:t>
+      </w:r>
+      <w:r>
+        <w:rPr>
+          <w:rFonts w:ascii="宋体" w:hAnsi="宋体" w:cs="宋体" w:hint="eastAsia"/>
+        </w:rPr>
+        <w:t>（嵌入层量化）、</w:t>
+      </w:r>
+      <w:r>
+        <w:t>​​</w:t>
+      </w:r>
+      <w:proofErr w:type="spellStart"/>
+      <w:r>
+        <w:t>RoPE</w:t>
+      </w:r>
+      <w:proofErr w:type="spellEnd"/>
+      <w:r>
+        <w:rPr>
+          <w:rFonts w:hint="eastAsia"/>
+        </w:rPr>
+        <w:t>线性插值外推</w:t>
+      </w:r>
+      <w:r>
+        <w:t>​​</w:t>
+      </w:r>
+      <w:r>
+        <w:rPr>
+          <w:rFonts w:ascii="宋体" w:hAnsi="宋体" w:cs="宋体" w:hint="eastAsia"/>
+        </w:rPr>
+        <w:t>（</w:t>
+      </w:r>
+      <w:r>
+        <w:t>512 token</w:t>
+      </w:r>
+      <w:r>
+        <w:rPr>
+          <w:rFonts w:hint="eastAsia"/>
+        </w:rPr>
+        <w:t>→</w:t>
+      </w:r>
+      <w:r>
+        <w:t>2048 token</w:t>
+      </w:r>
+      <w:r>
+        <w:rPr>
+          <w:rFonts w:hint="eastAsia"/>
+        </w:rPr>
+        <w:t>）和</w:t>
+      </w:r>
+      <w:r>
+        <w:t>​​</w:t>
+      </w:r>
+      <w:proofErr w:type="spellStart"/>
+      <w:r>
+        <w:t>OpenAI</w:t>
+      </w:r>
+      <w:proofErr w:type="spellEnd"/>
+      <w:r>
+        <w:t>-API</w:t>
+      </w:r>
+      <w:r>
+        <w:rPr>
+          <w:rFonts w:hint="eastAsia"/>
+        </w:rPr>
+        <w:t>兼容接口</w:t>
+      </w:r>
+      <w:r>
+        <w:t>​​</w:t>
+      </w:r>
+      <w:r>
+        <w:rPr>
+          <w:rFonts w:ascii="宋体" w:hAnsi="宋体" w:cs="宋体" w:hint="eastAsia"/>
+        </w:rPr>
+        <w:t>，实现</w:t>
+      </w:r>
+      <w:r>
+        <w:t>2G</w:t>
+      </w:r>
+      <w:r>
+        <w:rPr>
+          <w:rFonts w:hint="eastAsia"/>
+        </w:rPr>
+        <w:t>显存下的流畅部署，</w:t>
+      </w:r>
+      <w:proofErr w:type="gramStart"/>
+      <w:r>
+        <w:rPr>
+          <w:rFonts w:hint="eastAsia"/>
+        </w:rPr>
+        <w:t>兼顾低</w:t>
+      </w:r>
+      <w:proofErr w:type="gramEnd"/>
+      <w:r>
+        <w:rPr>
+          <w:rFonts w:hint="eastAsia"/>
+        </w:rPr>
+        <w:t>资源适配与多场景应用扩展。</w:t>
+      </w:r>
+    </w:p>
+    <w:p/>
+    <w:p>
+      <w:pPr>
+        <w:rPr>
+          <w:rFonts w:hint="eastAsia"/>
+        </w:rPr>
+      </w:pPr>
+      <w:bookmarkStart w:id="3" w:name="_GoBack"/>
       <w:bookmarkEnd w:id="3"/>
     </w:p>
     <w:p>
-      <w:r>
-        <w:tab/>
-      </w:r>
-      <w:r>
-        <w:rPr>
-          <w:rFonts w:hint="eastAsia"/>
-        </w:rPr>
-        <w:t>Transformer</w:t>
-      </w:r>
-      <w:r>
-        <w:rPr>
-          <w:rFonts w:hint="eastAsia"/>
-        </w:rPr>
-        <w:t>架构的核心原理在于其采用的自注意力机制，允许模型在处理序列数据时能够同时关注到序列中的所有元素，从而有效地捕捉长距离依赖关系。</w:t>
-      </w:r>
-      <w:r>
-        <w:rPr>
-          <w:rFonts w:hint="eastAsia"/>
-        </w:rPr>
-        <w:t>不同于传统的</w:t>
-      </w:r>
-      <w:r>
-        <w:rPr>
-          <w:rFonts w:hint="eastAsia"/>
-        </w:rPr>
-        <w:t>RNN</w:t>
-      </w:r>
-      <w:r>
-        <w:rPr>
-          <w:rFonts w:hint="eastAsia"/>
-        </w:rPr>
-        <w:t>或</w:t>
-      </w:r>
-      <w:r>
-        <w:rPr>
-          <w:rFonts w:hint="eastAsia"/>
-        </w:rPr>
-        <w:t>CNN</w:t>
-      </w:r>
-      <w:r>
-        <w:rPr>
-          <w:rFonts w:hint="eastAsia"/>
-        </w:rPr>
-        <w:t>，</w:t>
-      </w:r>
-      <w:r>
-        <w:rPr>
-          <w:rFonts w:hint="eastAsia"/>
-        </w:rPr>
-        <w:t>Transformer</w:t>
-      </w:r>
-      <w:r>
-        <w:rPr>
-          <w:rFonts w:hint="eastAsia"/>
-        </w:rPr>
-        <w:t>通过并行化</w:t>
-      </w:r>
-      <w:proofErr w:type="gramStart"/>
-      <w:r>
-        <w:rPr>
-          <w:rFonts w:hint="eastAsia"/>
-        </w:rPr>
-        <w:t>计算极</w:t>
-      </w:r>
-      <w:proofErr w:type="gramEnd"/>
-      <w:r>
-        <w:rPr>
-          <w:rFonts w:hint="eastAsia"/>
-        </w:rPr>
-        <w:t>大地提高了训练和推理效率。具体来说，输入首先被映射到高维空间形成查询向量、键向量和值向量，然后利用这些向量计算注意力权重，以此加权求和得到输出表示。</w:t>
-      </w:r>
-    </w:p>
-    <w:p>
-      <w:r>
-        <w:tab/>
-      </w:r>
-      <w:r>
-        <w:rPr>
-          <w:rFonts w:hint="eastAsia"/>
-        </w:rPr>
-        <w:t>其核心组件包括多头注意力层，位置编码，前馈神经网络，残差连接与层归一化等。</w:t>
-      </w:r>
-    </w:p>
-    <w:p/>
+      <w:pPr>
+        <w:pStyle w:val="2"/>
+      </w:pPr>
+      <w:bookmarkStart w:id="4" w:name="_Toc196057155"/>
+      <w:r>
+        <w:rPr>
+          <w:rFonts w:hint="eastAsia"/>
+        </w:rPr>
+        <w:t>三</w:t>
+      </w:r>
+      <w:r>
+        <w:rPr>
+          <w:rFonts w:hint="eastAsia"/>
+        </w:rPr>
+        <w:t>、</w:t>
+      </w:r>
+      <w:r>
+        <w:rPr>
+          <w:rFonts w:hint="eastAsia"/>
+        </w:rPr>
+        <w:t>实验步骤</w:t>
+      </w:r>
+      <w:bookmarkEnd w:id="4"/>
+    </w:p>
     <w:p>
       <w:pPr>
         <w:pStyle w:val="3"/>
       </w:pPr>
-      <w:bookmarkStart w:id="4" w:name="_Toc196057154"/>
-      <w:r>
-        <w:rPr>
-          <w:rFonts w:hint="eastAsia"/>
-        </w:rPr>
-        <w:t>2.</w:t>
-      </w:r>
-      <w:r>
-        <w:t>2</w:t>
-      </w:r>
-      <w:proofErr w:type="gramStart"/>
-      <w:r>
-        <w:t>预训练</w:t>
-      </w:r>
-      <w:proofErr w:type="gramEnd"/>
-      <w:r>
-        <w:rPr>
-          <w:rFonts w:hint="eastAsia"/>
-        </w:rPr>
-        <w:t>-</w:t>
-      </w:r>
-      <w:r>
-        <w:t>微调（</w:t>
-      </w:r>
-      <w:r>
-        <w:t>Pre-train &amp; Fine-</w:t>
-      </w:r>
-      <w:r>
-        <w:rPr>
-          <w:rFonts w:hint="eastAsia"/>
-        </w:rPr>
-        <w:t>tune</w:t>
-      </w:r>
-      <w:r>
-        <w:rPr>
-          <w:rFonts w:hint="eastAsia"/>
-        </w:rPr>
-        <w:t>）范式解析</w:t>
-      </w:r>
-      <w:bookmarkEnd w:id="4"/>
-    </w:p>
-    <w:p>
-      <w:r>
-        <w:tab/>
-      </w:r>
-      <w:proofErr w:type="gramStart"/>
-      <w:r>
-        <w:rPr>
-          <w:rFonts w:hint="eastAsia"/>
-        </w:rPr>
-        <w:t>预训练</w:t>
-      </w:r>
-      <w:proofErr w:type="gramEnd"/>
-      <w:r>
-        <w:rPr>
-          <w:rFonts w:hint="eastAsia"/>
-        </w:rPr>
-        <w:t>阶段旨在通过大规模无标注数据学习通用语言表示，常见的任务包括掩码语言建模和下一句预测，这些任务帮助模型理解语言的基础结构与上下文关系。进入微调阶段后，目标是</w:t>
-      </w:r>
-      <w:proofErr w:type="gramStart"/>
-      <w:r>
-        <w:rPr>
-          <w:rFonts w:hint="eastAsia"/>
-        </w:rPr>
-        <w:t>使预训练</w:t>
-      </w:r>
-      <w:proofErr w:type="gramEnd"/>
-      <w:r>
-        <w:rPr>
-          <w:rFonts w:hint="eastAsia"/>
-        </w:rPr>
-        <w:t>模型适应特定的下游任务，如文本分类、问答等。这一过程可以通过全参数微调来实现，即更新所有模型参数以更好地适应新任务；或者采用轻量化微调，即冻结主干网络只训练顶层适配器。</w:t>
-      </w:r>
-    </w:p>
-    <w:p/>
-    <w:p>
-      <w:r>
-        <w:rPr>
-          <w:rFonts w:hint="eastAsia"/>
-        </w:rPr>
-        <w:t>2.</w:t>
-      </w:r>
-      <w:r>
-        <w:t>3</w:t>
-      </w:r>
-      <w:r>
-        <w:rPr>
-          <w:rFonts w:hint="eastAsia"/>
-        </w:rPr>
-        <w:t>损失函数设计（交叉</w:t>
-      </w:r>
-      <w:proofErr w:type="gramStart"/>
-      <w:r>
-        <w:rPr>
-          <w:rFonts w:hint="eastAsia"/>
-        </w:rPr>
-        <w:t>熵</w:t>
-      </w:r>
-      <w:proofErr w:type="gramEnd"/>
-      <w:r>
-        <w:rPr>
-          <w:rFonts w:hint="eastAsia"/>
-        </w:rPr>
-        <w:t>损失等）</w:t>
-      </w:r>
-    </w:p>
-    <w:p>
-      <w:pPr>
-        <w:rPr>
-          <w:rFonts w:ascii="Segoe UI" w:hAnsi="Segoe UI" w:cs="Segoe UI"/>
-          <w:color w:val="2C2C36"/>
-          <w:spacing w:val="1"/>
-          <w:shd w:val="clear" w:color="auto" w:fill="FFFFFF"/>
-        </w:rPr>
-      </w:pPr>
-      <w:r>
-        <w:tab/>
-      </w:r>
-      <w:r>
-        <w:rPr>
-          <w:rFonts w:ascii="Segoe UI" w:hAnsi="Segoe UI" w:cs="Segoe UI"/>
-          <w:color w:val="2C2C36"/>
-          <w:spacing w:val="1"/>
-          <w:shd w:val="clear" w:color="auto" w:fill="FFFFFF"/>
-        </w:rPr>
-        <w:t>交叉</w:t>
-      </w:r>
-      <w:proofErr w:type="gramStart"/>
-      <w:r>
-        <w:rPr>
-          <w:rFonts w:ascii="Segoe UI" w:hAnsi="Segoe UI" w:cs="Segoe UI"/>
-          <w:color w:val="2C2C36"/>
-          <w:spacing w:val="1"/>
-          <w:shd w:val="clear" w:color="auto" w:fill="FFFFFF"/>
-        </w:rPr>
-        <w:t>熵</w:t>
-      </w:r>
-      <w:proofErr w:type="gramEnd"/>
-      <w:r>
-        <w:rPr>
-          <w:rFonts w:ascii="Segoe UI" w:hAnsi="Segoe UI" w:cs="Segoe UI"/>
-          <w:color w:val="2C2C36"/>
-          <w:spacing w:val="1"/>
-          <w:shd w:val="clear" w:color="auto" w:fill="FFFFFF"/>
-        </w:rPr>
-        <w:t>损失（</w:t>
-      </w:r>
-      <w:r>
-        <w:rPr>
-          <w:rFonts w:ascii="Segoe UI" w:hAnsi="Segoe UI" w:cs="Segoe UI"/>
-          <w:color w:val="2C2C36"/>
-          <w:spacing w:val="1"/>
-          <w:shd w:val="clear" w:color="auto" w:fill="FFFFFF"/>
-        </w:rPr>
-        <w:t>Cross-Entropy Loss</w:t>
-      </w:r>
-      <w:r>
-        <w:rPr>
-          <w:rFonts w:ascii="Segoe UI" w:hAnsi="Segoe UI" w:cs="Segoe UI"/>
-          <w:color w:val="2C2C36"/>
-          <w:spacing w:val="1"/>
-          <w:shd w:val="clear" w:color="auto" w:fill="FFFFFF"/>
-        </w:rPr>
-        <w:t>）是分类任务中常用的损失函数，其公式为</w:t>
-      </w:r>
-      <w:r>
-        <w:rPr>
-          <w:rFonts w:ascii="Segoe UI" w:hAnsi="Segoe UI" w:cs="Segoe UI"/>
-          <w:color w:val="2C2C36"/>
-          <w:spacing w:val="1"/>
-          <w:position w:val="-28"/>
-          <w:shd w:val="clear" w:color="auto" w:fill="FFFFFF"/>
-        </w:rPr>
-        <w:object w:dxaOrig="2520" w:dyaOrig="680">
-          <v:shapetype id="_x0000_t75" coordsize="21600,21600" o:spt="75" o:preferrelative="t" path="m@4@5l@4@11@9@11@9@5xe" filled="f" stroked="f">
-            <v:stroke joinstyle="miter"/>
-            <v:formulas>
-              <v:f eqn="if lineDrawn pixelLineWidth 0"/>
-              <v:f eqn="sum @0 1 0"/>
-              <v:f eqn="sum 0 0 @1"/>
-              <v:f eqn="prod @2 1 2"/>
-              <v:f eqn="prod @3 21600 pixelWidth"/>
-              <v:f eqn="prod @3 21600 pixelHeight"/>
-              <v:f eqn="sum @0 0 1"/>
-              <v:f eqn="prod @6 1 2"/>
-              <v:f eqn="prod @7 21600 pixelWidth"/>
-              <v:f eqn="sum @8 21600 0"/>
-              <v:f eqn="prod @7 21600 pixelHeight"/>
-              <v:f eqn="sum @10 21600 0"/>
-            </v:formulas>
-            <v:path o:extrusionok="f" gradientshapeok="t" o:connecttype="rect"/>
-            <o:lock v:ext="edit" aspectratio="t"/>
-          </v:shapetype>
-          <v:shape id="_x0000_i1025" type="#_x0000_t75" style="width:126.15pt;height:33.85pt" o:ole="">
-            <v:imagedata r:id="rId12" o:title=""/>
-          </v:shape>
-          <o:OLEObject Type="Embed" ProgID="Equation.DSMT4" ShapeID="_x0000_i1025" DrawAspect="Content" ObjectID="_1807102481" r:id="rId13"/>
-        </w:object>
-      </w:r>
-      <w:r>
-        <w:rPr>
-          <w:rFonts w:ascii="Segoe UI" w:hAnsi="Segoe UI" w:cs="Segoe UI" w:hint="eastAsia"/>
-          <w:color w:val="2C2C36"/>
-          <w:spacing w:val="1"/>
-          <w:shd w:val="clear" w:color="auto" w:fill="FFFFFF"/>
-        </w:rPr>
-        <w:t>，其中</w:t>
-      </w:r>
-      <w:r>
-        <w:rPr>
-          <w:rFonts w:ascii="Segoe UI" w:hAnsi="Segoe UI" w:cs="Segoe UI"/>
-          <w:color w:val="2C2C36"/>
-          <w:spacing w:val="1"/>
-          <w:position w:val="-12"/>
-          <w:shd w:val="clear" w:color="auto" w:fill="FFFFFF"/>
-        </w:rPr>
-        <w:object w:dxaOrig="300" w:dyaOrig="360">
-          <v:shape id="_x0000_i1026" type="#_x0000_t75" style="width:14.75pt;height:18.45pt" o:ole="">
-            <v:imagedata r:id="rId14" o:title=""/>
-          </v:shape>
-          <o:OLEObject Type="Embed" ProgID="Equation.DSMT4" ShapeID="_x0000_i1026" DrawAspect="Content" ObjectID="_1807102482" r:id="rId15"/>
-        </w:object>
-      </w:r>
-      <w:r>
-        <w:rPr>
-          <w:rFonts w:ascii="Segoe UI" w:hAnsi="Segoe UI" w:cs="Segoe UI"/>
-          <w:color w:val="2C2C36"/>
-          <w:spacing w:val="1"/>
-          <w:shd w:val="clear" w:color="auto" w:fill="FFFFFF"/>
-        </w:rPr>
-        <w:t>是真实标签的</w:t>
-      </w:r>
-      <w:r>
-        <w:rPr>
-          <w:rFonts w:ascii="Segoe UI" w:hAnsi="Segoe UI" w:cs="Segoe UI"/>
-          <w:color w:val="2C2C36"/>
-          <w:spacing w:val="1"/>
-          <w:shd w:val="clear" w:color="auto" w:fill="FFFFFF"/>
-        </w:rPr>
-        <w:t xml:space="preserve"> one-hot </w:t>
-      </w:r>
-      <w:r>
-        <w:rPr>
-          <w:rFonts w:ascii="Segoe UI" w:hAnsi="Segoe UI" w:cs="Segoe UI"/>
-          <w:color w:val="2C2C36"/>
-          <w:spacing w:val="1"/>
-          <w:shd w:val="clear" w:color="auto" w:fill="FFFFFF"/>
-        </w:rPr>
-        <w:t>编码</w:t>
-      </w:r>
-      <w:r>
-        <w:rPr>
-          <w:rFonts w:ascii="Segoe UI" w:hAnsi="Segoe UI" w:cs="Segoe UI" w:hint="eastAsia"/>
-          <w:color w:val="2C2C36"/>
-          <w:spacing w:val="1"/>
-          <w:shd w:val="clear" w:color="auto" w:fill="FFFFFF"/>
-        </w:rPr>
-        <w:t>，</w:t>
-      </w:r>
-      <w:r>
-        <w:rPr>
-          <w:rFonts w:ascii="Segoe UI" w:hAnsi="Segoe UI" w:cs="Segoe UI"/>
-          <w:color w:val="2C2C36"/>
-          <w:spacing w:val="1"/>
-          <w:position w:val="-12"/>
-          <w:shd w:val="clear" w:color="auto" w:fill="FFFFFF"/>
-        </w:rPr>
-        <w:object w:dxaOrig="320" w:dyaOrig="360">
-          <v:shape id="_x0000_i1027" type="#_x0000_t75" style="width:16pt;height:18.45pt" o:ole="">
-            <v:imagedata r:id="rId16" o:title=""/>
-          </v:shape>
-          <o:OLEObject Type="Embed" ProgID="Equation.DSMT4" ShapeID="_x0000_i1027" DrawAspect="Content" ObjectID="_1807102483" r:id="rId17"/>
-        </w:object>
-      </w:r>
-      <w:r>
-        <w:rPr>
-          <w:rFonts w:ascii="Segoe UI" w:hAnsi="Segoe UI" w:cs="Segoe UI"/>
-          <w:color w:val="2C2C36"/>
-          <w:spacing w:val="1"/>
-          <w:shd w:val="clear" w:color="auto" w:fill="FFFFFF"/>
-        </w:rPr>
-        <w:t>是模型预测的概率分布</w:t>
-      </w:r>
-      <w:r>
-        <w:rPr>
-          <w:rFonts w:ascii="Segoe UI" w:hAnsi="Segoe UI" w:cs="Segoe UI"/>
-          <w:color w:val="2C2C36"/>
-          <w:spacing w:val="1"/>
-          <w:shd w:val="clear" w:color="auto" w:fill="FFFFFF"/>
-        </w:rPr>
-        <w:t>。为了缓解过拟合，本实验引入了标签平滑（</w:t>
-      </w:r>
-      <w:r>
-        <w:rPr>
-          <w:rFonts w:ascii="Segoe UI" w:hAnsi="Segoe UI" w:cs="Segoe UI"/>
-          <w:color w:val="2C2C36"/>
-          <w:spacing w:val="1"/>
-          <w:shd w:val="clear" w:color="auto" w:fill="FFFFFF"/>
-        </w:rPr>
-        <w:t>Label Smoothing</w:t>
-      </w:r>
-      <w:r>
-        <w:rPr>
-          <w:rFonts w:ascii="Segoe UI" w:hAnsi="Segoe UI" w:cs="Segoe UI"/>
-          <w:color w:val="2C2C36"/>
-          <w:spacing w:val="1"/>
-          <w:shd w:val="clear" w:color="auto" w:fill="FFFFFF"/>
-        </w:rPr>
-        <w:t>），通过调整真实标签分布为</w:t>
-      </w:r>
-      <w:r>
-        <w:rPr>
-          <w:rFonts w:ascii="Segoe UI" w:hAnsi="Segoe UI" w:cs="Segoe UI"/>
-          <w:color w:val="2C2C36"/>
-          <w:spacing w:val="1"/>
-          <w:position w:val="-12"/>
-          <w:shd w:val="clear" w:color="auto" w:fill="FFFFFF"/>
-        </w:rPr>
-        <w:object w:dxaOrig="2000" w:dyaOrig="380">
-          <v:shape id="_x0000_i1028" type="#_x0000_t75" style="width:99.7pt;height:19.1pt" o:ole="">
-            <v:imagedata r:id="rId18" o:title=""/>
-          </v:shape>
-          <o:OLEObject Type="Embed" ProgID="Equation.DSMT4" ShapeID="_x0000_i1028" DrawAspect="Content" ObjectID="_1807102484" r:id="rId19"/>
-        </w:object>
-      </w:r>
-      <w:r>
-        <w:rPr>
-          <w:rFonts w:ascii="Segoe UI" w:hAnsi="Segoe UI" w:cs="Segoe UI" w:hint="eastAsia"/>
-          <w:color w:val="2C2C36"/>
-          <w:spacing w:val="1"/>
-          <w:shd w:val="clear" w:color="auto" w:fill="FFFFFF"/>
-        </w:rPr>
-        <w:t>，</w:t>
-      </w:r>
-      <w:r>
-        <w:rPr>
-          <w:rFonts w:ascii="Segoe UI" w:hAnsi="Segoe UI" w:cs="Segoe UI"/>
-          <w:color w:val="2C2C36"/>
-          <w:spacing w:val="1"/>
-          <w:shd w:val="clear" w:color="auto" w:fill="FFFFFF"/>
-        </w:rPr>
-        <w:t>其中设置</w:t>
-      </w:r>
-      <w:r>
-        <w:rPr>
-          <w:rFonts w:ascii="Segoe UI" w:hAnsi="Segoe UI" w:cs="Segoe UI"/>
-          <w:color w:val="2C2C36"/>
-          <w:spacing w:val="1"/>
-          <w:shd w:val="clear" w:color="auto" w:fill="FFFFFF"/>
-        </w:rPr>
-        <w:t xml:space="preserve"> </w:t>
-      </w:r>
-      <w:r>
-        <w:rPr>
-          <w:rStyle w:val="mord"/>
-          <w:rFonts w:ascii="KaTeX_Math" w:hAnsi="KaTeX_Math"/>
-          <w:i/>
-          <w:iCs/>
-          <w:color w:val="2C2C36"/>
-          <w:spacing w:val="1"/>
-          <w:sz w:val="29"/>
-          <w:szCs w:val="29"/>
-          <w:shd w:val="clear" w:color="auto" w:fill="FFFFFF"/>
-        </w:rPr>
-        <w:t>ϵ</w:t>
-      </w:r>
-      <w:r>
-        <w:rPr>
-          <w:rStyle w:val="mrel"/>
-          <w:color w:val="2C2C36"/>
-          <w:spacing w:val="1"/>
-          <w:sz w:val="29"/>
-          <w:szCs w:val="29"/>
-          <w:shd w:val="clear" w:color="auto" w:fill="FFFFFF"/>
-        </w:rPr>
-        <w:t>=</w:t>
-      </w:r>
-      <w:r>
-        <w:rPr>
-          <w:rStyle w:val="mord"/>
-          <w:color w:val="2C2C36"/>
-          <w:spacing w:val="1"/>
-          <w:sz w:val="29"/>
-          <w:szCs w:val="29"/>
-          <w:shd w:val="clear" w:color="auto" w:fill="FFFFFF"/>
-        </w:rPr>
-        <w:t>0.1</w:t>
-      </w:r>
-      <w:r>
-        <w:rPr>
-          <w:rFonts w:ascii="Segoe UI" w:hAnsi="Segoe UI" w:cs="Segoe UI"/>
-          <w:color w:val="2C2C36"/>
-          <w:spacing w:val="1"/>
-          <w:shd w:val="clear" w:color="auto" w:fill="FFFFFF"/>
-        </w:rPr>
-        <w:t>，从而避免模型对某些类别过于自信。</w:t>
-      </w:r>
-    </w:p>
-    <w:p>
-      <w:pPr>
-        <w:ind w:firstLine="420"/>
-      </w:pPr>
-      <w:r>
-        <w:rPr>
-          <w:rFonts w:ascii="Segoe UI" w:hAnsi="Segoe UI" w:cs="Segoe UI"/>
-          <w:color w:val="2C2C36"/>
-          <w:spacing w:val="1"/>
-          <w:shd w:val="clear" w:color="auto" w:fill="FFFFFF"/>
-        </w:rPr>
-        <w:t>此外，针对长尾数据类别分布不均的问题，实验采用了动态加权策略，对不同类别施加不同的损失权重，具体为</w:t>
-      </w:r>
-      <w:r>
-        <w:rPr>
-          <w:rFonts w:ascii="Segoe UI" w:hAnsi="Segoe UI" w:cs="Segoe UI"/>
-          <w:color w:val="2C2C36"/>
-          <w:spacing w:val="1"/>
-          <w:shd w:val="clear" w:color="auto" w:fill="FFFFFF"/>
-        </w:rPr>
-        <w:t xml:space="preserve"> </w:t>
-      </w:r>
-      <w:r>
-        <w:rPr>
-          <w:rFonts w:ascii="Segoe UI" w:hAnsi="Segoe UI" w:cs="Segoe UI"/>
-          <w:color w:val="2C2C36"/>
-          <w:spacing w:val="1"/>
-          <w:position w:val="-14"/>
-          <w:shd w:val="clear" w:color="auto" w:fill="FFFFFF"/>
-        </w:rPr>
-        <w:object w:dxaOrig="1240" w:dyaOrig="420">
-          <v:shape id="_x0000_i1029" type="#_x0000_t75" style="width:61.55pt;height:21.55pt" o:ole="">
-            <v:imagedata r:id="rId20" o:title=""/>
-          </v:shape>
-          <o:OLEObject Type="Embed" ProgID="Equation.DSMT4" ShapeID="_x0000_i1029" DrawAspect="Content" ObjectID="_1807102485" r:id="rId21"/>
-        </w:object>
-      </w:r>
-      <w:r>
-        <w:rPr>
-          <w:rFonts w:ascii="Segoe UI" w:hAnsi="Segoe UI" w:cs="Segoe UI"/>
-          <w:color w:val="2C2C36"/>
-          <w:spacing w:val="1"/>
-          <w:shd w:val="clear" w:color="auto" w:fill="FFFFFF"/>
-        </w:rPr>
-        <w:t>，以提升对样本较少类别的关</w:t>
-      </w:r>
-      <w:r>
-        <w:rPr>
-          <w:rFonts w:ascii="Segoe UI" w:hAnsi="Segoe UI" w:cs="Segoe UI"/>
-          <w:color w:val="2C2C36"/>
-          <w:spacing w:val="1"/>
-          <w:shd w:val="clear" w:color="auto" w:fill="FFFFFF"/>
-        </w:rPr>
-        <w:lastRenderedPageBreak/>
-        <w:t>注。实验结果显示，训练过程中损失函数在第</w:t>
-      </w:r>
-      <w:r>
-        <w:rPr>
-          <w:rFonts w:ascii="Segoe UI" w:hAnsi="Segoe UI" w:cs="Segoe UI"/>
-          <w:color w:val="2C2C36"/>
-          <w:spacing w:val="1"/>
-          <w:shd w:val="clear" w:color="auto" w:fill="FFFFFF"/>
-        </w:rPr>
-        <w:t>15</w:t>
-      </w:r>
-      <w:r>
-        <w:rPr>
-          <w:rFonts w:ascii="Segoe UI" w:hAnsi="Segoe UI" w:cs="Segoe UI"/>
-          <w:color w:val="2C2C36"/>
-          <w:spacing w:val="1"/>
-          <w:shd w:val="clear" w:color="auto" w:fill="FFFFFF"/>
-        </w:rPr>
-        <w:t>个</w:t>
-      </w:r>
-      <w:r>
-        <w:rPr>
-          <w:rFonts w:ascii="Segoe UI" w:hAnsi="Segoe UI" w:cs="Segoe UI"/>
-          <w:color w:val="2C2C36"/>
-          <w:spacing w:val="1"/>
-          <w:shd w:val="clear" w:color="auto" w:fill="FFFFFF"/>
-        </w:rPr>
-        <w:t xml:space="preserve"> epoch </w:t>
-      </w:r>
-      <w:r>
-        <w:rPr>
-          <w:rFonts w:ascii="Segoe UI" w:hAnsi="Segoe UI" w:cs="Segoe UI"/>
-          <w:color w:val="2C2C36"/>
-          <w:spacing w:val="1"/>
-          <w:shd w:val="clear" w:color="auto" w:fill="FFFFFF"/>
-        </w:rPr>
-        <w:t>后收敛至</w:t>
-      </w:r>
-      <w:r>
-        <w:rPr>
-          <w:rFonts w:ascii="Segoe UI" w:hAnsi="Segoe UI" w:cs="Segoe UI"/>
-          <w:color w:val="2C2C36"/>
-          <w:spacing w:val="1"/>
-          <w:shd w:val="clear" w:color="auto" w:fill="FFFFFF"/>
-        </w:rPr>
-        <w:t xml:space="preserve"> 0.32</w:t>
-      </w:r>
-      <w:r>
-        <w:rPr>
-          <w:rFonts w:ascii="Segoe UI" w:hAnsi="Segoe UI" w:cs="Segoe UI"/>
-          <w:color w:val="2C2C36"/>
-          <w:spacing w:val="1"/>
-          <w:shd w:val="clear" w:color="auto" w:fill="FFFFFF"/>
-        </w:rPr>
-        <w:t>，验证</w:t>
-      </w:r>
-      <w:proofErr w:type="gramStart"/>
-      <w:r>
-        <w:rPr>
-          <w:rFonts w:ascii="Segoe UI" w:hAnsi="Segoe UI" w:cs="Segoe UI"/>
-          <w:color w:val="2C2C36"/>
-          <w:spacing w:val="1"/>
-          <w:shd w:val="clear" w:color="auto" w:fill="FFFFFF"/>
-        </w:rPr>
-        <w:t>集损失</w:t>
-      </w:r>
-      <w:proofErr w:type="gramEnd"/>
-      <w:r>
-        <w:rPr>
-          <w:rFonts w:ascii="Segoe UI" w:hAnsi="Segoe UI" w:cs="Segoe UI"/>
-          <w:color w:val="2C2C36"/>
-          <w:spacing w:val="1"/>
-          <w:shd w:val="clear" w:color="auto" w:fill="FFFFFF"/>
-        </w:rPr>
-        <w:t>稳定在</w:t>
-      </w:r>
-      <w:r>
-        <w:rPr>
-          <w:rFonts w:ascii="Segoe UI" w:hAnsi="Segoe UI" w:cs="Segoe UI"/>
-          <w:color w:val="2C2C36"/>
-          <w:spacing w:val="1"/>
-          <w:shd w:val="clear" w:color="auto" w:fill="FFFFFF"/>
-        </w:rPr>
-        <w:t xml:space="preserve"> 0.38</w:t>
-      </w:r>
-      <w:r>
-        <w:rPr>
-          <w:rFonts w:ascii="Segoe UI" w:hAnsi="Segoe UI" w:cs="Segoe UI"/>
-          <w:color w:val="2C2C36"/>
-          <w:spacing w:val="1"/>
-          <w:shd w:val="clear" w:color="auto" w:fill="FFFFFF"/>
-        </w:rPr>
-        <w:t>，表明模型在训练和验证集上均具有较好的拟合能力和泛化性能。这些技术的结合有效提升了模型在不平衡数据上的表现。</w:t>
-      </w:r>
-    </w:p>
-    <w:p/>
-    <w:p>
-      <w:r>
-        <w:t>2.4</w:t>
-      </w:r>
-      <w:r>
-        <w:rPr>
-          <w:rFonts w:hint="eastAsia"/>
-        </w:rPr>
-        <w:t>基于</w:t>
-      </w:r>
-      <w:proofErr w:type="spellStart"/>
-      <w:r>
-        <w:rPr>
-          <w:rFonts w:hint="eastAsia"/>
-        </w:rPr>
-        <w:t>LoRA</w:t>
-      </w:r>
-      <w:proofErr w:type="spellEnd"/>
-      <w:r>
-        <w:rPr>
-          <w:rFonts w:hint="eastAsia"/>
-        </w:rPr>
-        <w:t>或</w:t>
-      </w:r>
-      <w:r>
-        <w:rPr>
-          <w:rFonts w:hint="eastAsia"/>
-        </w:rPr>
-        <w:t>Adapter</w:t>
-      </w:r>
-      <w:r>
-        <w:rPr>
-          <w:rFonts w:hint="eastAsia"/>
-        </w:rPr>
-        <w:t>原理</w:t>
-      </w:r>
-      <w:r>
-        <w:rPr>
-          <w:rFonts w:hint="eastAsia"/>
-        </w:rPr>
-        <w:t>大模型参数高效微调方法</w:t>
-      </w:r>
-    </w:p>
-    <w:p>
-      <w:pPr>
-        <w:ind w:firstLine="420"/>
-      </w:pPr>
-      <w:r>
-        <w:t>Low-Rank Adaptation</w:t>
-      </w:r>
-      <w:r>
-        <w:t>和</w:t>
-      </w:r>
-      <w:r>
-        <w:t xml:space="preserve"> Adapter </w:t>
-      </w:r>
-      <w:r>
-        <w:t>是两种用于微调大型</w:t>
-      </w:r>
-      <w:proofErr w:type="gramStart"/>
-      <w:r>
-        <w:t>预训练</w:t>
-      </w:r>
-      <w:proofErr w:type="gramEnd"/>
-      <w:r>
-        <w:t>模型的方法，它们旨在通过更新少量参数来实现高效的模型适配。</w:t>
-      </w:r>
-    </w:p>
-    <w:p>
-      <w:pPr>
-        <w:rPr>
-          <w:rFonts w:ascii="Segoe UI" w:hAnsi="Segoe UI" w:cs="Segoe UI"/>
-          <w:color w:val="2C2C36"/>
-          <w:spacing w:val="1"/>
-          <w:shd w:val="clear" w:color="auto" w:fill="FFFFFF"/>
-        </w:rPr>
-      </w:pPr>
-      <w:r>
-        <w:t xml:space="preserve"> </w:t>
-      </w:r>
-      <w:r>
-        <w:t>的核心思想是在</w:t>
-      </w:r>
-      <w:r>
-        <w:t>Transformer</w:t>
-      </w:r>
-      <w:r>
-        <w:t>层中注入低</w:t>
-      </w:r>
-      <w:proofErr w:type="gramStart"/>
-      <w:r>
-        <w:t>秩</w:t>
-      </w:r>
-      <w:proofErr w:type="gramEnd"/>
-      <w:r>
-        <w:t>矩阵，从而仅通过调整少量新引入的参数来实现模型适应新任务的目标。具体来说，它假设原始权重矩阵</w:t>
-      </w:r>
-      <w:r>
-        <w:rPr>
-          <w:position w:val="-6"/>
-        </w:rPr>
-        <w:object w:dxaOrig="279" w:dyaOrig="279">
-          <v:shape id="_x0000_i1030" type="#_x0000_t75" style="width:14.15pt;height:14.15pt" o:ole="">
-            <v:imagedata r:id="rId22" o:title=""/>
-          </v:shape>
-          <o:OLEObject Type="Embed" ProgID="Equation.DSMT4" ShapeID="_x0000_i1030" DrawAspect="Content" ObjectID="_1807102486" r:id="rId23"/>
-        </w:object>
-      </w:r>
-      <w:r>
-        <w:rPr>
-          <w:rFonts w:ascii="Segoe UI" w:hAnsi="Segoe UI" w:cs="Segoe UI"/>
-          <w:color w:val="2C2C36"/>
-          <w:spacing w:val="1"/>
-          <w:shd w:val="clear" w:color="auto" w:fill="FFFFFF"/>
-        </w:rPr>
-        <w:t>的更新量</w:t>
-      </w:r>
-      <w:r>
-        <w:rPr>
-          <w:rFonts w:ascii="Segoe UI" w:hAnsi="Segoe UI" w:cs="Segoe UI"/>
-          <w:color w:val="2C2C36"/>
-          <w:spacing w:val="1"/>
-          <w:position w:val="-6"/>
-          <w:shd w:val="clear" w:color="auto" w:fill="FFFFFF"/>
-        </w:rPr>
-        <w:object w:dxaOrig="460" w:dyaOrig="279">
-          <v:shape id="_x0000_i1031" type="#_x0000_t75" style="width:22.75pt;height:14.15pt" o:ole="">
-            <v:imagedata r:id="rId24" o:title=""/>
-          </v:shape>
-          <o:OLEObject Type="Embed" ProgID="Equation.DSMT4" ShapeID="_x0000_i1031" DrawAspect="Content" ObjectID="_1807102487" r:id="rId25"/>
-        </w:object>
-      </w:r>
-      <w:r>
-        <w:rPr>
-          <w:rFonts w:ascii="Segoe UI" w:hAnsi="Segoe UI" w:cs="Segoe UI"/>
-          <w:color w:val="2C2C36"/>
-          <w:spacing w:val="1"/>
-          <w:shd w:val="clear" w:color="auto" w:fill="FFFFFF"/>
-        </w:rPr>
-        <w:t>可以分解为两个较小矩阵</w:t>
-      </w:r>
-      <w:r>
-        <w:rPr>
-          <w:rFonts w:ascii="Segoe UI" w:hAnsi="Segoe UI" w:cs="Segoe UI"/>
-          <w:color w:val="2C2C36"/>
-          <w:spacing w:val="1"/>
-          <w:shd w:val="clear" w:color="auto" w:fill="FFFFFF"/>
-        </w:rPr>
-        <w:t xml:space="preserve"> </w:t>
-      </w:r>
-      <w:r>
-        <w:rPr>
-          <w:rStyle w:val="katex-mathml"/>
-          <w:rFonts w:ascii="Cambria Math" w:hAnsi="Cambria Math" w:cs="Cambria Math"/>
-          <w:color w:val="2C2C36"/>
-          <w:spacing w:val="1"/>
-          <w:sz w:val="29"/>
-          <w:szCs w:val="29"/>
-          <w:bdr w:val="none" w:sz="0" w:space="0" w:color="auto" w:frame="1"/>
-          <w:shd w:val="clear" w:color="auto" w:fill="FFFFFF"/>
-        </w:rPr>
-        <w:t>𝐵</w:t>
-      </w:r>
-      <w:r>
-        <w:rPr>
-          <w:rFonts w:ascii="Segoe UI" w:hAnsi="Segoe UI" w:cs="Segoe UI"/>
-          <w:color w:val="2C2C36"/>
-          <w:spacing w:val="1"/>
-          <w:shd w:val="clear" w:color="auto" w:fill="FFFFFF"/>
-        </w:rPr>
-        <w:t>和</w:t>
-      </w:r>
-      <w:r>
-        <w:rPr>
-          <w:rFonts w:ascii="Segoe UI" w:hAnsi="Segoe UI" w:cs="Segoe UI"/>
-          <w:color w:val="2C2C36"/>
-          <w:spacing w:val="1"/>
-          <w:shd w:val="clear" w:color="auto" w:fill="FFFFFF"/>
-        </w:rPr>
-        <w:t xml:space="preserve"> </w:t>
-      </w:r>
-      <w:r>
-        <w:rPr>
-          <w:rStyle w:val="katex-mathml"/>
-          <w:rFonts w:ascii="Cambria Math" w:hAnsi="Cambria Math" w:cs="Cambria Math"/>
-          <w:color w:val="2C2C36"/>
-          <w:spacing w:val="1"/>
-          <w:sz w:val="29"/>
-          <w:szCs w:val="29"/>
-          <w:bdr w:val="none" w:sz="0" w:space="0" w:color="auto" w:frame="1"/>
-          <w:shd w:val="clear" w:color="auto" w:fill="FFFFFF"/>
-        </w:rPr>
-        <w:t>𝐴</w:t>
-      </w:r>
-      <w:r>
-        <w:rPr>
-          <w:rFonts w:ascii="Segoe UI" w:hAnsi="Segoe UI" w:cs="Segoe UI"/>
-          <w:color w:val="2C2C36"/>
-          <w:spacing w:val="1"/>
-          <w:shd w:val="clear" w:color="auto" w:fill="FFFFFF"/>
-        </w:rPr>
-        <w:t>的乘积，即</w:t>
-      </w:r>
-      <w:r>
-        <w:rPr>
-          <w:rFonts w:ascii="Segoe UI" w:hAnsi="Segoe UI" w:cs="Segoe UI"/>
-          <w:color w:val="2C2C36"/>
-          <w:spacing w:val="1"/>
-          <w:position w:val="-6"/>
-          <w:shd w:val="clear" w:color="auto" w:fill="FFFFFF"/>
-        </w:rPr>
-        <w:object w:dxaOrig="999" w:dyaOrig="279">
-          <v:shape id="_x0000_i1032" type="#_x0000_t75" style="width:49.85pt;height:14.15pt" o:ole="">
-            <v:imagedata r:id="rId26" o:title=""/>
-          </v:shape>
-          <o:OLEObject Type="Embed" ProgID="Equation.DSMT4" ShapeID="_x0000_i1032" DrawAspect="Content" ObjectID="_1807102488" r:id="rId27"/>
-        </w:object>
-      </w:r>
-      <w:r>
-        <w:rPr>
-          <w:rFonts w:ascii="Segoe UI" w:hAnsi="Segoe UI" w:cs="Segoe UI"/>
-          <w:color w:val="2C2C36"/>
-          <w:spacing w:val="1"/>
-          <w:shd w:val="clear" w:color="auto" w:fill="FFFFFF"/>
-        </w:rPr>
-        <w:t>,</w:t>
-      </w:r>
-      <w:r>
-        <w:rPr>
-          <w:rFonts w:ascii="Segoe UI" w:hAnsi="Segoe UI" w:cs="Segoe UI"/>
-          <w:color w:val="2C2C36"/>
-          <w:spacing w:val="1"/>
-          <w:shd w:val="clear" w:color="auto" w:fill="FFFFFF"/>
-        </w:rPr>
-        <w:t>其中</w:t>
-      </w:r>
-      <w:r>
-        <w:rPr>
-          <w:rFonts w:ascii="Segoe UI" w:hAnsi="Segoe UI" w:cs="Segoe UI"/>
-          <w:color w:val="2C2C36"/>
-          <w:spacing w:val="1"/>
-          <w:position w:val="-4"/>
-          <w:shd w:val="clear" w:color="auto" w:fill="FFFFFF"/>
-        </w:rPr>
-        <w:object w:dxaOrig="859" w:dyaOrig="300">
-          <v:shape id="_x0000_i1033" type="#_x0000_t75" style="width:42.45pt;height:14.75pt" o:ole="">
-            <v:imagedata r:id="rId28" o:title=""/>
-          </v:shape>
-          <o:OLEObject Type="Embed" ProgID="Equation.DSMT4" ShapeID="_x0000_i1033" DrawAspect="Content" ObjectID="_1807102489" r:id="rId29"/>
-        </w:object>
-      </w:r>
-      <w:r>
-        <w:rPr>
-          <w:rFonts w:ascii="Segoe UI" w:hAnsi="Segoe UI" w:cs="Segoe UI" w:hint="eastAsia"/>
-          <w:color w:val="2C2C36"/>
-          <w:spacing w:val="1"/>
-          <w:shd w:val="clear" w:color="auto" w:fill="FFFFFF"/>
-        </w:rPr>
-        <w:t>，</w:t>
-      </w:r>
-      <w:r>
-        <w:rPr>
-          <w:rFonts w:ascii="Segoe UI" w:hAnsi="Segoe UI" w:cs="Segoe UI"/>
-          <w:color w:val="2C2C36"/>
-          <w:spacing w:val="1"/>
-          <w:position w:val="-4"/>
-          <w:shd w:val="clear" w:color="auto" w:fill="FFFFFF"/>
-        </w:rPr>
-        <w:object w:dxaOrig="859" w:dyaOrig="300">
-          <v:shape id="_x0000_i1034" type="#_x0000_t75" style="width:42.45pt;height:14.75pt" o:ole="">
-            <v:imagedata r:id="rId30" o:title=""/>
-          </v:shape>
-          <o:OLEObject Type="Embed" ProgID="Equation.DSMT4" ShapeID="_x0000_i1034" DrawAspect="Content" ObjectID="_1807102490" r:id="rId31"/>
-        </w:object>
-      </w:r>
-      <w:r>
-        <w:rPr>
-          <w:rFonts w:ascii="Segoe UI" w:hAnsi="Segoe UI" w:cs="Segoe UI"/>
-          <w:color w:val="2C2C36"/>
-          <w:spacing w:val="1"/>
-          <w:shd w:val="clear" w:color="auto" w:fill="FFFFFF"/>
-        </w:rPr>
-        <w:t>。这种方法大幅度减少了需要更新的参数数量。在本实验设置中，</w:t>
-      </w:r>
-      <w:proofErr w:type="gramStart"/>
-      <w:r>
-        <w:rPr>
-          <w:rFonts w:ascii="Segoe UI" w:hAnsi="Segoe UI" w:cs="Segoe UI"/>
-          <w:color w:val="2C2C36"/>
-          <w:spacing w:val="1"/>
-          <w:shd w:val="clear" w:color="auto" w:fill="FFFFFF"/>
-        </w:rPr>
-        <w:t>秩</w:t>
-      </w:r>
-      <w:proofErr w:type="gramEnd"/>
-      <w:r>
-        <w:rPr>
-          <w:rFonts w:ascii="Segoe UI" w:hAnsi="Segoe UI" w:cs="Segoe UI"/>
-          <w:color w:val="2C2C36"/>
-          <w:spacing w:val="1"/>
-          <w:shd w:val="clear" w:color="auto" w:fill="FFFFFF"/>
-        </w:rPr>
-        <w:t xml:space="preserve"> </w:t>
-      </w:r>
-      <w:r>
-        <w:rPr>
-          <w:rStyle w:val="katex-mathml"/>
-          <w:rFonts w:ascii="Cambria Math" w:hAnsi="Cambria Math" w:cs="Cambria Math"/>
-          <w:color w:val="2C2C36"/>
-          <w:spacing w:val="1"/>
-          <w:sz w:val="29"/>
-          <w:szCs w:val="29"/>
-          <w:bdr w:val="none" w:sz="0" w:space="0" w:color="auto" w:frame="1"/>
-          <w:shd w:val="clear" w:color="auto" w:fill="FFFFFF"/>
-        </w:rPr>
-        <w:t>𝑟</w:t>
-      </w:r>
-      <w:r>
-        <w:rPr>
-          <w:rFonts w:ascii="Segoe UI" w:hAnsi="Segoe UI" w:cs="Segoe UI"/>
-          <w:color w:val="2C2C36"/>
-          <w:spacing w:val="1"/>
-          <w:shd w:val="clear" w:color="auto" w:fill="FFFFFF"/>
-        </w:rPr>
-        <w:t>被设为</w:t>
-      </w:r>
-      <w:r>
-        <w:rPr>
-          <w:rFonts w:ascii="Segoe UI" w:hAnsi="Segoe UI" w:cs="Segoe UI"/>
-          <w:color w:val="2C2C36"/>
-          <w:spacing w:val="1"/>
-          <w:shd w:val="clear" w:color="auto" w:fill="FFFFFF"/>
-        </w:rPr>
-        <w:t xml:space="preserve"> 8</w:t>
-      </w:r>
-      <w:r>
-        <w:rPr>
-          <w:rFonts w:ascii="Segoe UI" w:hAnsi="Segoe UI" w:cs="Segoe UI"/>
-          <w:color w:val="2C2C36"/>
-          <w:spacing w:val="1"/>
-          <w:shd w:val="clear" w:color="auto" w:fill="FFFFFF"/>
-        </w:rPr>
-        <w:t>，并且仅更新了原始模型</w:t>
-      </w:r>
-      <w:r>
-        <w:rPr>
-          <w:rFonts w:ascii="Segoe UI" w:hAnsi="Segoe UI" w:cs="Segoe UI"/>
-          <w:color w:val="2C2C36"/>
-          <w:spacing w:val="1"/>
-          <w:shd w:val="clear" w:color="auto" w:fill="FFFFFF"/>
-        </w:rPr>
-        <w:t xml:space="preserve"> 0.1% </w:t>
-      </w:r>
-      <w:r>
-        <w:rPr>
-          <w:rFonts w:ascii="Segoe UI" w:hAnsi="Segoe UI" w:cs="Segoe UI"/>
-          <w:color w:val="2C2C36"/>
-          <w:spacing w:val="1"/>
-          <w:shd w:val="clear" w:color="auto" w:fill="FFFFFF"/>
-        </w:rPr>
-        <w:t>的参数量，</w:t>
-      </w:r>
-      <w:proofErr w:type="gramStart"/>
-      <w:r>
-        <w:rPr>
-          <w:rFonts w:ascii="Segoe UI" w:hAnsi="Segoe UI" w:cs="Segoe UI"/>
-          <w:color w:val="2C2C36"/>
-          <w:spacing w:val="1"/>
-          <w:shd w:val="clear" w:color="auto" w:fill="FFFFFF"/>
-        </w:rPr>
-        <w:t>这显著</w:t>
-      </w:r>
-      <w:proofErr w:type="gramEnd"/>
-      <w:r>
-        <w:rPr>
-          <w:rFonts w:ascii="Segoe UI" w:hAnsi="Segoe UI" w:cs="Segoe UI"/>
-          <w:color w:val="2C2C36"/>
-          <w:spacing w:val="1"/>
-          <w:shd w:val="clear" w:color="auto" w:fill="FFFFFF"/>
-        </w:rPr>
-        <w:t>降低了计算成本和资源需求。</w:t>
-      </w:r>
-    </w:p>
-    <w:p>
-      <w:pPr>
-        <w:rPr>
-          <w:shd w:val="clear" w:color="auto" w:fill="FFFFFF"/>
-        </w:rPr>
-      </w:pPr>
-      <w:r>
-        <w:tab/>
-      </w:r>
-      <w:r>
-        <w:t>Adapter</w:t>
-      </w:r>
-      <w:r>
-        <w:t>结构</w:t>
-      </w:r>
-      <w:r>
-        <w:rPr>
-          <w:shd w:val="clear" w:color="auto" w:fill="FFFFFF"/>
-        </w:rPr>
-        <w:t>则是另一种轻量化微调方法，其主要做法是在每个前馈神经网络层后插入一个</w:t>
-      </w:r>
-      <w:r>
-        <w:rPr>
-          <w:shd w:val="clear" w:color="auto" w:fill="FFFFFF"/>
-        </w:rPr>
-        <w:t>“</w:t>
-      </w:r>
-      <w:r>
-        <w:rPr>
-          <w:shd w:val="clear" w:color="auto" w:fill="FFFFFF"/>
-        </w:rPr>
-        <w:t>瓶颈</w:t>
-      </w:r>
-      <w:r>
-        <w:rPr>
-          <w:shd w:val="clear" w:color="auto" w:fill="FFFFFF"/>
-        </w:rPr>
-        <w:t>”</w:t>
-      </w:r>
-      <w:r>
-        <w:rPr>
-          <w:shd w:val="clear" w:color="auto" w:fill="FFFFFF"/>
-        </w:rPr>
-        <w:t>结构，即一个小规模的神经网络模块。在微调过程中，原始模型的参数被冻结，只有这个额外插入的</w:t>
-      </w:r>
-      <w:r>
-        <w:rPr>
-          <w:shd w:val="clear" w:color="auto" w:fill="FFFFFF"/>
-        </w:rPr>
-        <w:t>Adapter</w:t>
-      </w:r>
-      <w:r>
-        <w:rPr>
-          <w:shd w:val="clear" w:color="auto" w:fill="FFFFFF"/>
-        </w:rPr>
-        <w:t>模块会被训练。这种策略不仅减少了需要重新训练的参数数量，还能有效保护原始</w:t>
-      </w:r>
-      <w:proofErr w:type="gramStart"/>
-      <w:r>
-        <w:rPr>
-          <w:shd w:val="clear" w:color="auto" w:fill="FFFFFF"/>
-        </w:rPr>
-        <w:t>预训练</w:t>
-      </w:r>
-      <w:proofErr w:type="gramEnd"/>
-      <w:r>
-        <w:rPr>
-          <w:shd w:val="clear" w:color="auto" w:fill="FFFFFF"/>
-        </w:rPr>
-        <w:t>模型学到的知识。</w:t>
-      </w:r>
-    </w:p>
-    <w:p>
-      <w:pPr>
-        <w:ind w:firstLine="420"/>
-      </w:pPr>
-      <w:r>
-        <w:rPr>
-          <w:shd w:val="clear" w:color="auto" w:fill="FFFFFF"/>
-        </w:rPr>
-        <w:t>在实际应用中，本实验选择了</w:t>
-      </w:r>
-      <w:proofErr w:type="spellStart"/>
-      <w:r>
-        <w:rPr>
-          <w:shd w:val="clear" w:color="auto" w:fill="FFFFFF"/>
-        </w:rPr>
-        <w:t>LoRA</w:t>
-      </w:r>
-      <w:proofErr w:type="spellEnd"/>
-      <w:r>
-        <w:rPr>
-          <w:shd w:val="clear" w:color="auto" w:fill="FFFFFF"/>
-        </w:rPr>
-        <w:t>方法进行模型微调，实验结果显示，在</w:t>
-      </w:r>
-      <w:r>
-        <w:rPr>
-          <w:shd w:val="clear" w:color="auto" w:fill="FFFFFF"/>
-        </w:rPr>
-        <w:t>RTX 3090</w:t>
-      </w:r>
-      <w:r>
-        <w:rPr>
-          <w:shd w:val="clear" w:color="auto" w:fill="FFFFFF"/>
-        </w:rPr>
-        <w:t>显卡上</w:t>
-      </w:r>
-      <w:proofErr w:type="gramStart"/>
-      <w:r>
-        <w:rPr>
-          <w:shd w:val="clear" w:color="auto" w:fill="FFFFFF"/>
-        </w:rPr>
-        <w:t>实现了显存</w:t>
-      </w:r>
-      <w:proofErr w:type="gramEnd"/>
-      <w:r>
-        <w:rPr>
-          <w:shd w:val="clear" w:color="auto" w:fill="FFFFFF"/>
-        </w:rPr>
-        <w:t>占用降低</w:t>
-      </w:r>
-      <w:r>
-        <w:rPr>
-          <w:shd w:val="clear" w:color="auto" w:fill="FFFFFF"/>
-        </w:rPr>
-        <w:t>67%</w:t>
-      </w:r>
-      <w:r>
-        <w:rPr>
-          <w:shd w:val="clear" w:color="auto" w:fill="FFFFFF"/>
-        </w:rPr>
-        <w:t>的效果。这表明</w:t>
-      </w:r>
-      <w:proofErr w:type="spellStart"/>
-      <w:r>
-        <w:rPr>
-          <w:shd w:val="clear" w:color="auto" w:fill="FFFFFF"/>
-        </w:rPr>
-        <w:t>LoRA</w:t>
-      </w:r>
-      <w:proofErr w:type="spellEnd"/>
-      <w:r>
-        <w:rPr>
-          <w:shd w:val="clear" w:color="auto" w:fill="FFFFFF"/>
-        </w:rPr>
-        <w:t>不仅能有效地减少计算资源的需求，同时还能保持良好的模型性能，特别适用于资源受限环境下的大规模模型微调任务</w:t>
-      </w:r>
-      <w:r>
-        <w:rPr>
-          <w:rFonts w:hint="eastAsia"/>
-          <w:shd w:val="clear" w:color="auto" w:fill="FFFFFF"/>
-        </w:rPr>
-        <w:t>。</w:t>
-      </w:r>
-    </w:p>
-    <w:p/>
-    <w:p>
-      <w:pPr>
-        <w:pStyle w:val="2"/>
-      </w:pPr>
-      <w:bookmarkStart w:id="5" w:name="_Toc196057155"/>
-      <w:r>
-        <w:rPr>
-          <w:rFonts w:hint="eastAsia"/>
-        </w:rPr>
-        <w:t>三</w:t>
-      </w:r>
-      <w:r>
-        <w:rPr>
-          <w:rFonts w:hint="eastAsia"/>
-        </w:rPr>
-        <w:t>、</w:t>
-      </w:r>
-      <w:r>
-        <w:rPr>
-          <w:rFonts w:hint="eastAsia"/>
-        </w:rPr>
-        <w:t>实验步骤</w:t>
+      <w:bookmarkStart w:id="5" w:name="_Toc196057156"/>
+      <w:r>
+        <w:rPr>
+          <w:rFonts w:hint="eastAsia"/>
+        </w:rPr>
+        <w:t>3.1</w:t>
+      </w:r>
+      <w:r>
+        <w:rPr>
+          <w:rFonts w:hint="eastAsia"/>
+        </w:rPr>
+        <w:t>环境配置</w:t>
       </w:r>
       <w:bookmarkEnd w:id="5"/>
-    </w:p>
-    <w:p>
-      <w:pPr>
-        <w:pStyle w:val="3"/>
-      </w:pPr>
-      <w:bookmarkStart w:id="6" w:name="_Toc196057156"/>
-      <w:r>
-        <w:rPr>
-          <w:rFonts w:hint="eastAsia"/>
-        </w:rPr>
-        <w:t>3.1</w:t>
-      </w:r>
-      <w:r>
-        <w:rPr>
-          <w:rFonts w:hint="eastAsia"/>
-        </w:rPr>
-        <w:t>环境配置</w:t>
-      </w:r>
-      <w:bookmarkEnd w:id="6"/>
     </w:p>
     <w:p>
       <w:pPr>
@@ -3880,7 +4109,6 @@
       <w:pPr>
         <w:ind w:firstLine="420"/>
         <w:rPr>
-          <w:rFonts w:hint="eastAsia"/>
           <w:color w:val="1F2329"/>
         </w:rPr>
       </w:pPr>
@@ -4246,703 +4474,689 @@
         <w:rPr>
           <w:rFonts w:hint="eastAsia"/>
         </w:rPr>
-        <w:t>后端，</w:t>
-      </w:r>
-      <w:bookmarkStart w:id="7" w:name="_GoBack"/>
+        <w:t>后端，通过设置环境变量</w:t>
+      </w:r>
+      <w:r>
+        <w:rPr>
+          <w:rFonts w:hint="eastAsia"/>
+        </w:rPr>
+        <w:t>SCIPY_USE_OPENBLAS=1</w:t>
+      </w:r>
+      <w:r>
+        <w:rPr>
+          <w:rFonts w:hint="eastAsia"/>
+        </w:rPr>
+        <w:t>来实现</w:t>
+      </w:r>
+      <w:r>
+        <w:rPr>
+          <w:rFonts w:hint="eastAsia"/>
+        </w:rPr>
+        <w:t>.</w:t>
+      </w:r>
+    </w:p>
+    <w:p>
+      <w:pPr>
+        <w:ind w:firstLine="420"/>
+        <w:rPr>
+          <w:rFonts w:ascii="宋体" w:hAnsi="宋体" w:cs="宋体"/>
+        </w:rPr>
+      </w:pPr>
+      <w:r>
+        <w:rPr>
+          <w:rFonts w:hint="eastAsia"/>
+        </w:rPr>
+        <w:t xml:space="preserve"> </w:t>
+      </w:r>
+      <w:r>
+        <w:t xml:space="preserve">     (c)</w:t>
+      </w:r>
+      <w:r>
+        <w:rPr>
+          <w:rFonts w:hint="eastAsia"/>
+        </w:rPr>
+        <w:t>深度学习框架</w:t>
+      </w:r>
+      <w:proofErr w:type="gramStart"/>
+      <w:r>
+        <w:rPr>
+          <w:rFonts w:hint="eastAsia"/>
+        </w:rPr>
+        <w:t>栈</w:t>
+      </w:r>
+      <w:proofErr w:type="gramEnd"/>
+      <w:r>
+        <w:rPr>
+          <w:rFonts w:ascii="MS Gothic" w:eastAsia="MS Gothic" w:hAnsi="MS Gothic" w:cs="MS Gothic" w:hint="eastAsia"/>
+        </w:rPr>
+        <w:t>​​</w:t>
+      </w:r>
+      <w:r>
+        <w:rPr>
+          <w:rFonts w:ascii="宋体" w:hAnsi="宋体" w:cs="宋体" w:hint="eastAsia"/>
+        </w:rPr>
+        <w:t>：</w:t>
+      </w:r>
+    </w:p>
+    <w:p>
+      <w:pPr>
+        <w:ind w:firstLine="420"/>
+      </w:pPr>
+      <w:r>
+        <w:rPr>
+          <w:rFonts w:hint="eastAsia"/>
+        </w:rPr>
+        <w:t>在</w:t>
+      </w:r>
+      <w:proofErr w:type="spellStart"/>
+      <w:r>
+        <w:rPr>
+          <w:rFonts w:hint="eastAsia"/>
+        </w:rPr>
+        <w:t>PyTorch</w:t>
+      </w:r>
+      <w:proofErr w:type="spellEnd"/>
+      <w:r>
+        <w:rPr>
+          <w:rFonts w:hint="eastAsia"/>
+        </w:rPr>
+        <w:t>生态中，使用</w:t>
+      </w:r>
+      <w:r>
+        <w:rPr>
+          <w:rFonts w:hint="eastAsia"/>
+        </w:rPr>
+        <w:t>torch</w:t>
+      </w:r>
+      <w:r>
+        <w:rPr>
+          <w:rFonts w:hint="eastAsia"/>
+        </w:rPr>
+        <w:t>并</w:t>
+      </w:r>
+      <w:r>
+        <w:rPr>
+          <w:rFonts w:hint="eastAsia"/>
+        </w:rPr>
+        <w:t>搭配</w:t>
+      </w:r>
+      <w:r>
+        <w:rPr>
+          <w:rFonts w:hint="eastAsia"/>
+        </w:rPr>
+        <w:t>CUDA 11.8</w:t>
+      </w:r>
+      <w:r>
+        <w:rPr>
+          <w:rFonts w:hint="eastAsia"/>
+        </w:rPr>
+        <w:t>工具链。对于模型库，</w:t>
+      </w:r>
+      <w:r>
+        <w:rPr>
+          <w:rFonts w:hint="eastAsia"/>
+        </w:rPr>
+        <w:t>transformers</w:t>
+      </w:r>
+      <w:r>
+        <w:rPr>
+          <w:rFonts w:hint="eastAsia"/>
+        </w:rPr>
+        <w:t>通过配置环境变量</w:t>
+      </w:r>
+      <w:r>
+        <w:rPr>
+          <w:rFonts w:hint="eastAsia"/>
+        </w:rPr>
+        <w:t>HF_HOME</w:t>
+      </w:r>
+      <w:r>
+        <w:rPr>
+          <w:rFonts w:hint="eastAsia"/>
+        </w:rPr>
+        <w:t>来指定缓存路径。在数据格式处理方面，</w:t>
+      </w:r>
+      <w:r>
+        <w:rPr>
+          <w:rFonts w:hint="eastAsia"/>
+        </w:rPr>
+        <w:t>使用</w:t>
+      </w:r>
+      <w:r>
+        <w:rPr>
+          <w:rFonts w:hint="eastAsia"/>
+        </w:rPr>
+        <w:t>datasets</w:t>
+      </w:r>
+      <w:r>
+        <w:rPr>
+          <w:rFonts w:hint="eastAsia"/>
+        </w:rPr>
+        <w:t>库依赖</w:t>
+      </w:r>
+      <w:r>
+        <w:rPr>
+          <w:rFonts w:hint="eastAsia"/>
+        </w:rPr>
+        <w:t>apache-beam</w:t>
+      </w:r>
+      <w:r>
+        <w:rPr>
+          <w:rFonts w:hint="eastAsia"/>
+        </w:rPr>
+        <w:t>来处理</w:t>
+      </w:r>
+      <w:proofErr w:type="spellStart"/>
+      <w:r>
+        <w:rPr>
+          <w:rFonts w:hint="eastAsia"/>
+        </w:rPr>
+        <w:t>TFRecord</w:t>
+      </w:r>
+      <w:proofErr w:type="spellEnd"/>
+      <w:r>
+        <w:rPr>
+          <w:rFonts w:hint="eastAsia"/>
+        </w:rPr>
+        <w:t>格式的数据。</w:t>
+      </w:r>
+    </w:p>
+    <w:p>
+      <w:pPr>
+        <w:ind w:firstLine="420"/>
+      </w:pPr>
+      <w:r>
+        <w:rPr>
+          <w:rFonts w:hint="eastAsia"/>
+        </w:rPr>
+        <w:t xml:space="preserve"> </w:t>
+      </w:r>
+      <w:r>
+        <w:t xml:space="preserve">     </w:t>
+      </w:r>
+      <w:r>
+        <w:rPr>
+          <w:rFonts w:hint="eastAsia"/>
+        </w:rPr>
+        <w:t>(</w:t>
+      </w:r>
+      <w:r>
+        <w:t>d)</w:t>
+      </w:r>
+      <w:r>
+        <w:t>​​</w:t>
+      </w:r>
+      <w:r>
+        <w:rPr>
+          <w:rFonts w:hint="eastAsia"/>
+        </w:rPr>
+        <w:t>分布式计算扩展</w:t>
+      </w:r>
+      <w:r>
+        <w:rPr>
+          <w:rFonts w:ascii="MS Gothic" w:eastAsia="MS Gothic" w:hAnsi="MS Gothic" w:cs="MS Gothic" w:hint="eastAsia"/>
+        </w:rPr>
+        <w:t>​​</w:t>
+      </w:r>
+      <w:r>
+        <w:rPr>
+          <w:rFonts w:hint="eastAsia"/>
+        </w:rPr>
+        <w:t>：</w:t>
+      </w:r>
+    </w:p>
+    <w:p>
+      <w:pPr>
+        <w:ind w:firstLine="420"/>
+      </w:pPr>
+      <w:r>
+        <w:rPr>
+          <w:rFonts w:hint="eastAsia"/>
+        </w:rPr>
+        <w:t>在任务并行处理中，使用</w:t>
+      </w:r>
+      <w:proofErr w:type="spellStart"/>
+      <w:r>
+        <w:rPr>
+          <w:rFonts w:hint="eastAsia"/>
+        </w:rPr>
+        <w:t>dask</w:t>
+      </w:r>
+      <w:proofErr w:type="spellEnd"/>
+      <w:r>
+        <w:rPr>
+          <w:rFonts w:hint="eastAsia"/>
+        </w:rPr>
+        <w:t>通过</w:t>
+      </w:r>
+      <w:proofErr w:type="spellStart"/>
+      <w:r>
+        <w:rPr>
+          <w:rFonts w:hint="eastAsia"/>
+        </w:rPr>
+        <w:t>dask.config.set</w:t>
+      </w:r>
+      <w:proofErr w:type="spellEnd"/>
+      <w:r>
+        <w:rPr>
+          <w:rFonts w:hint="eastAsia"/>
+        </w:rPr>
+        <w:t>(pool=</w:t>
+      </w:r>
+      <w:proofErr w:type="spellStart"/>
+      <w:r>
+        <w:rPr>
+          <w:rFonts w:hint="eastAsia"/>
+        </w:rPr>
+        <w:t>ThreadPoolExecutor</w:t>
+      </w:r>
+      <w:proofErr w:type="spellEnd"/>
+      <w:r>
+        <w:rPr>
+          <w:rFonts w:hint="eastAsia"/>
+        </w:rPr>
+        <w:t>(16))</w:t>
+      </w:r>
+      <w:r>
+        <w:rPr>
+          <w:rFonts w:hint="eastAsia"/>
+        </w:rPr>
+        <w:t>进行线程池配置。对于内存共享，</w:t>
+      </w:r>
+      <w:r>
+        <w:rPr>
+          <w:rFonts w:hint="eastAsia"/>
+        </w:rPr>
+        <w:t>使用</w:t>
+      </w:r>
+      <w:r>
+        <w:rPr>
+          <w:rFonts w:hint="eastAsia"/>
+        </w:rPr>
+        <w:t>ray[data]</w:t>
+      </w:r>
+      <w:r>
+        <w:rPr>
+          <w:rFonts w:hint="eastAsia"/>
+        </w:rPr>
+        <w:t>初始化内存对象存储，可通过</w:t>
+      </w:r>
+      <w:proofErr w:type="spellStart"/>
+      <w:r>
+        <w:rPr>
+          <w:rFonts w:hint="eastAsia"/>
+        </w:rPr>
+        <w:t>ray.init</w:t>
+      </w:r>
+      <w:proofErr w:type="spellEnd"/>
+      <w:r>
+        <w:rPr>
+          <w:rFonts w:hint="eastAsia"/>
+        </w:rPr>
+        <w:t>(</w:t>
+      </w:r>
+      <w:proofErr w:type="spellStart"/>
+      <w:r>
+        <w:rPr>
+          <w:rFonts w:hint="eastAsia"/>
+        </w:rPr>
+        <w:t>object_store_memory</w:t>
+      </w:r>
+      <w:proofErr w:type="spellEnd"/>
+      <w:r>
+        <w:rPr>
+          <w:rFonts w:hint="eastAsia"/>
+        </w:rPr>
+        <w:t>=32e9)</w:t>
+      </w:r>
+      <w:r>
+        <w:rPr>
+          <w:rFonts w:hint="eastAsia"/>
+        </w:rPr>
+        <w:t>实现。在训练加速方面，</w:t>
+      </w:r>
+      <w:r>
+        <w:rPr>
+          <w:rFonts w:hint="eastAsia"/>
+        </w:rPr>
+        <w:t>使用</w:t>
+      </w:r>
+      <w:proofErr w:type="spellStart"/>
+      <w:r>
+        <w:rPr>
+          <w:rFonts w:hint="eastAsia"/>
+        </w:rPr>
+        <w:t>pytorch</w:t>
+      </w:r>
+      <w:proofErr w:type="spellEnd"/>
+      <w:r>
+        <w:rPr>
+          <w:rFonts w:hint="eastAsia"/>
+        </w:rPr>
+        <w:t>-lightning</w:t>
+      </w:r>
+      <w:r>
+        <w:rPr>
+          <w:rFonts w:hint="eastAsia"/>
+        </w:rPr>
+        <w:t>并</w:t>
+      </w:r>
+      <w:r>
+        <w:rPr>
+          <w:rFonts w:hint="eastAsia"/>
+        </w:rPr>
+        <w:t>设置</w:t>
+      </w:r>
+      <w:r>
+        <w:rPr>
+          <w:rFonts w:hint="eastAsia"/>
+        </w:rPr>
+        <w:t>strategy="</w:t>
+      </w:r>
+      <w:proofErr w:type="spellStart"/>
+      <w:r>
+        <w:rPr>
+          <w:rFonts w:hint="eastAsia"/>
+        </w:rPr>
+        <w:t>ddp_find_unused_parameters_true</w:t>
+      </w:r>
+      <w:proofErr w:type="spellEnd"/>
+      <w:r>
+        <w:rPr>
+          <w:rFonts w:hint="eastAsia"/>
+        </w:rPr>
+        <w:t>"</w:t>
+      </w:r>
+      <w:r>
+        <w:rPr>
+          <w:rFonts w:hint="eastAsia"/>
+        </w:rPr>
+        <w:t>以优化分布式训练。</w:t>
+      </w:r>
+    </w:p>
+    <w:p>
+      <w:pPr>
+        <w:ind w:firstLine="420"/>
+      </w:pPr>
+      <w:r>
+        <w:t xml:space="preserve">      </w:t>
+      </w:r>
+      <w:r>
+        <w:rPr>
+          <w:rFonts w:hint="eastAsia"/>
+        </w:rPr>
+        <w:t>(</w:t>
+      </w:r>
+      <w:r>
+        <w:t>e)</w:t>
+      </w:r>
+      <w:r>
+        <w:t>​</w:t>
+      </w:r>
+      <w:r>
+        <w:rPr>
+          <w:rFonts w:hint="eastAsia"/>
+        </w:rPr>
+        <w:t>环境管理工具</w:t>
+      </w:r>
+      <w:r>
+        <w:rPr>
+          <w:rFonts w:ascii="MS Gothic" w:eastAsia="MS Gothic" w:hAnsi="MS Gothic" w:cs="MS Gothic" w:hint="eastAsia"/>
+        </w:rPr>
+        <w:t>​​</w:t>
+      </w:r>
+      <w:r>
+        <w:rPr>
+          <w:rFonts w:hint="eastAsia"/>
+        </w:rPr>
+        <w:t>：</w:t>
+      </w:r>
+    </w:p>
+    <w:p>
+      <w:pPr>
+        <w:ind w:firstLine="420"/>
+      </w:pPr>
+      <w:r>
+        <w:rPr>
+          <w:rFonts w:hint="eastAsia"/>
+        </w:rPr>
+        <w:t>在依赖隔离方面，使用</w:t>
+      </w:r>
+      <w:proofErr w:type="spellStart"/>
+      <w:r>
+        <w:rPr>
+          <w:rFonts w:hint="eastAsia"/>
+        </w:rPr>
+        <w:t>conda</w:t>
+      </w:r>
+      <w:proofErr w:type="spellEnd"/>
+      <w:r>
+        <w:rPr>
+          <w:rFonts w:hint="eastAsia"/>
+        </w:rPr>
+        <w:t>创建专用环境，通过</w:t>
+      </w:r>
+      <w:proofErr w:type="spellStart"/>
+      <w:r>
+        <w:rPr>
+          <w:rFonts w:hint="eastAsia"/>
+        </w:rPr>
+        <w:t>conda</w:t>
+      </w:r>
+      <w:proofErr w:type="spellEnd"/>
+      <w:r>
+        <w:rPr>
+          <w:rFonts w:hint="eastAsia"/>
+        </w:rPr>
+        <w:t xml:space="preserve"> create -n </w:t>
+      </w:r>
+      <w:proofErr w:type="spellStart"/>
+      <w:r>
+        <w:rPr>
+          <w:rFonts w:hint="eastAsia"/>
+        </w:rPr>
+        <w:t>llm</w:t>
+      </w:r>
+      <w:proofErr w:type="spellEnd"/>
+      <w:r>
+        <w:rPr>
+          <w:rFonts w:hint="eastAsia"/>
+        </w:rPr>
+        <w:t xml:space="preserve"> python=3.8 </w:t>
+      </w:r>
+      <w:proofErr w:type="spellStart"/>
+      <w:r>
+        <w:rPr>
+          <w:rFonts w:hint="eastAsia"/>
+        </w:rPr>
+        <w:t>cudatoolkit</w:t>
+      </w:r>
+      <w:proofErr w:type="spellEnd"/>
+      <w:r>
+        <w:rPr>
+          <w:rFonts w:hint="eastAsia"/>
+        </w:rPr>
+        <w:t>=11.8</w:t>
+      </w:r>
+      <w:r>
+        <w:rPr>
+          <w:rFonts w:hint="eastAsia"/>
+        </w:rPr>
+        <w:t>命令实现。对于版本控制，</w:t>
+      </w:r>
+      <w:r>
+        <w:rPr>
+          <w:rFonts w:hint="eastAsia"/>
+        </w:rPr>
+        <w:t>则</w:t>
+      </w:r>
+      <w:r>
+        <w:rPr>
+          <w:rFonts w:hint="eastAsia"/>
+        </w:rPr>
+        <w:t>通过</w:t>
+      </w:r>
+      <w:r>
+        <w:rPr>
+          <w:rFonts w:hint="eastAsia"/>
+        </w:rPr>
+        <w:t>pip-compile</w:t>
+      </w:r>
+      <w:r>
+        <w:rPr>
+          <w:rFonts w:hint="eastAsia"/>
+        </w:rPr>
+        <w:t>生成精确的版本锁文件，将</w:t>
+      </w:r>
+      <w:r>
+        <w:rPr>
+          <w:rFonts w:hint="eastAsia"/>
+        </w:rPr>
+        <w:t>requirements.in</w:t>
+      </w:r>
+      <w:r>
+        <w:rPr>
+          <w:rFonts w:hint="eastAsia"/>
+        </w:rPr>
+        <w:t>转换为</w:t>
+      </w:r>
+      <w:r>
+        <w:rPr>
+          <w:rFonts w:hint="eastAsia"/>
+        </w:rPr>
+        <w:t>requirements.txt</w:t>
+      </w:r>
+      <w:r>
+        <w:rPr>
+          <w:rFonts w:hint="eastAsia"/>
+        </w:rPr>
+        <w:t>以固定依赖版本。</w:t>
+      </w:r>
+    </w:p>
+    <w:p>
+      <w:pPr>
+        <w:ind w:firstLine="420"/>
+      </w:pPr>
+    </w:p>
+    <w:p>
+      <w:pPr>
+        <w:ind w:firstLine="420"/>
+      </w:pPr>
+    </w:p>
+    <w:p>
+      <w:pPr>
+        <w:pStyle w:val="3"/>
+      </w:pPr>
+      <w:bookmarkStart w:id="6" w:name="_Toc196057157"/>
+      <w:r>
+        <w:t>3.2</w:t>
+      </w:r>
+      <w:r>
+        <w:rPr>
+          <w:rFonts w:hint="eastAsia"/>
+        </w:rPr>
+        <w:t>数据准备</w:t>
+      </w:r>
+      <w:r>
+        <w:rPr>
+          <w:rFonts w:hint="eastAsia"/>
+        </w:rPr>
+        <w:t>：</w:t>
+      </w:r>
+      <w:bookmarkEnd w:id="6"/>
+    </w:p>
+    <w:p>
+      <w:pPr>
+        <w:ind w:firstLine="420"/>
+        <w:rPr>
+          <w:color w:val="1F2329"/>
+        </w:rPr>
+      </w:pPr>
+      <w:r>
+        <w:rPr>
+          <w:rFonts w:hint="eastAsia"/>
+          <w:color w:val="1F2329"/>
+        </w:rPr>
+        <w:t>（</w:t>
+      </w:r>
+      <w:r>
+        <w:rPr>
+          <w:rFonts w:hint="eastAsia"/>
+          <w:color w:val="1F2329"/>
+        </w:rPr>
+        <w:t>1</w:t>
+      </w:r>
+      <w:r>
+        <w:rPr>
+          <w:rFonts w:hint="eastAsia"/>
+          <w:color w:val="1F2329"/>
+        </w:rPr>
+        <w:t>）原始数据集预处理流程</w:t>
+      </w:r>
+      <w:r>
+        <w:rPr>
+          <w:rFonts w:hint="eastAsia"/>
+          <w:color w:val="1F2329"/>
+        </w:rPr>
+        <w:t>：</w:t>
+      </w:r>
+    </w:p>
+    <w:p>
+      <w:pPr>
+        <w:ind w:firstLine="420"/>
+        <w:rPr>
+          <w:color w:val="1F2329"/>
+        </w:rPr>
+      </w:pPr>
+      <w:r>
+        <w:rPr>
+          <w:rFonts w:hint="eastAsia"/>
+          <w:color w:val="1F2329"/>
+        </w:rPr>
+        <w:t>（</w:t>
+      </w:r>
+      <w:r>
+        <w:rPr>
+          <w:rFonts w:hint="eastAsia"/>
+          <w:color w:val="1F2329"/>
+        </w:rPr>
+        <w:t>2</w:t>
+      </w:r>
+      <w:r>
+        <w:rPr>
+          <w:rFonts w:hint="eastAsia"/>
+          <w:color w:val="1F2329"/>
+        </w:rPr>
+        <w:t>）数据增强策略：分词，截断</w:t>
+      </w:r>
+    </w:p>
+    <w:p>
+      <w:pPr>
+        <w:pStyle w:val="3"/>
+      </w:pPr>
+      <w:bookmarkStart w:id="7" w:name="_Toc196057158"/>
+      <w:r>
+        <w:rPr>
+          <w:rFonts w:hint="eastAsia"/>
+        </w:rPr>
+        <w:t>3.</w:t>
+      </w:r>
+      <w:r>
+        <w:t>3</w:t>
+      </w:r>
+      <w:r>
+        <w:rPr>
+          <w:rFonts w:hint="eastAsia"/>
+        </w:rPr>
+        <w:t>训练实施</w:t>
+      </w:r>
+      <w:r>
+        <w:rPr>
+          <w:rFonts w:hint="eastAsia"/>
+        </w:rPr>
+        <w:t>：</w:t>
+      </w:r>
       <w:bookmarkEnd w:id="7"/>
-      <w:r>
-        <w:rPr>
-          <w:rFonts w:hint="eastAsia"/>
-        </w:rPr>
-        <w:t>通过设置环境变量</w:t>
-      </w:r>
-      <w:r>
-        <w:rPr>
-          <w:rFonts w:hint="eastAsia"/>
-        </w:rPr>
-        <w:t>SCIPY_USE_OPENBLAS=1</w:t>
-      </w:r>
-      <w:r>
-        <w:rPr>
-          <w:rFonts w:hint="eastAsia"/>
-        </w:rPr>
-        <w:t>来实现</w:t>
-      </w:r>
-      <w:r>
-        <w:rPr>
-          <w:rFonts w:hint="eastAsia"/>
-        </w:rPr>
-        <w:t>.</w:t>
-      </w:r>
-    </w:p>
-    <w:p>
-      <w:pPr>
-        <w:ind w:firstLine="420"/>
-        <w:rPr>
-          <w:rFonts w:ascii="宋体" w:hAnsi="宋体" w:cs="宋体"/>
-        </w:rPr>
-      </w:pPr>
-      <w:r>
-        <w:rPr>
-          <w:rFonts w:hint="eastAsia"/>
-        </w:rPr>
-        <w:t xml:space="preserve"> </w:t>
-      </w:r>
-      <w:r>
-        <w:t xml:space="preserve">     (c)</w:t>
-      </w:r>
-      <w:r>
-        <w:rPr>
-          <w:rFonts w:hint="eastAsia"/>
-        </w:rPr>
-        <w:t>深度学习框架</w:t>
-      </w:r>
-      <w:proofErr w:type="gramStart"/>
-      <w:r>
-        <w:rPr>
-          <w:rFonts w:hint="eastAsia"/>
-        </w:rPr>
-        <w:t>栈</w:t>
-      </w:r>
-      <w:proofErr w:type="gramEnd"/>
-      <w:r>
-        <w:rPr>
-          <w:rFonts w:ascii="MS Gothic" w:eastAsia="MS Gothic" w:hAnsi="MS Gothic" w:cs="MS Gothic" w:hint="eastAsia"/>
-        </w:rPr>
-        <w:t>​​</w:t>
-      </w:r>
-      <w:r>
-        <w:rPr>
-          <w:rFonts w:ascii="宋体" w:hAnsi="宋体" w:cs="宋体" w:hint="eastAsia"/>
-        </w:rPr>
-        <w:t>：</w:t>
-      </w:r>
-    </w:p>
-    <w:p>
-      <w:pPr>
-        <w:ind w:firstLine="420"/>
-      </w:pPr>
-      <w:r>
-        <w:rPr>
-          <w:rFonts w:hint="eastAsia"/>
-        </w:rPr>
-        <w:t>在</w:t>
-      </w:r>
-      <w:proofErr w:type="spellStart"/>
-      <w:r>
-        <w:rPr>
-          <w:rFonts w:hint="eastAsia"/>
-        </w:rPr>
-        <w:t>PyTorch</w:t>
-      </w:r>
-      <w:proofErr w:type="spellEnd"/>
-      <w:r>
-        <w:rPr>
-          <w:rFonts w:hint="eastAsia"/>
-        </w:rPr>
-        <w:t>生态中，使用</w:t>
-      </w:r>
-      <w:r>
-        <w:rPr>
-          <w:rFonts w:hint="eastAsia"/>
-        </w:rPr>
-        <w:t>torch</w:t>
-      </w:r>
-      <w:r>
-        <w:rPr>
-          <w:rFonts w:hint="eastAsia"/>
-        </w:rPr>
-        <w:t>并</w:t>
-      </w:r>
-      <w:r>
-        <w:rPr>
-          <w:rFonts w:hint="eastAsia"/>
-        </w:rPr>
-        <w:t>搭配</w:t>
-      </w:r>
-      <w:r>
-        <w:rPr>
-          <w:rFonts w:hint="eastAsia"/>
-        </w:rPr>
-        <w:t>CUDA 11.8</w:t>
-      </w:r>
-      <w:r>
-        <w:rPr>
-          <w:rFonts w:hint="eastAsia"/>
-        </w:rPr>
-        <w:t>工具链。对于模型库，</w:t>
-      </w:r>
-      <w:r>
-        <w:rPr>
-          <w:rFonts w:hint="eastAsia"/>
-        </w:rPr>
-        <w:t>transformers</w:t>
-      </w:r>
-      <w:r>
-        <w:rPr>
-          <w:rFonts w:hint="eastAsia"/>
-        </w:rPr>
-        <w:t>通过配置环境变量</w:t>
-      </w:r>
-      <w:r>
-        <w:rPr>
-          <w:rFonts w:hint="eastAsia"/>
-        </w:rPr>
-        <w:t>HF_HOME</w:t>
-      </w:r>
-      <w:r>
-        <w:rPr>
-          <w:rFonts w:hint="eastAsia"/>
-        </w:rPr>
-        <w:t>来指定缓存路径。在数据格式处理方面，</w:t>
-      </w:r>
-      <w:r>
-        <w:rPr>
-          <w:rFonts w:hint="eastAsia"/>
-        </w:rPr>
-        <w:t>使用</w:t>
-      </w:r>
-      <w:r>
-        <w:rPr>
-          <w:rFonts w:hint="eastAsia"/>
-        </w:rPr>
-        <w:t>datasets</w:t>
-      </w:r>
-      <w:r>
-        <w:rPr>
-          <w:rFonts w:hint="eastAsia"/>
-        </w:rPr>
-        <w:t>库依赖</w:t>
-      </w:r>
-      <w:r>
-        <w:rPr>
-          <w:rFonts w:hint="eastAsia"/>
-        </w:rPr>
-        <w:t>apache-beam</w:t>
-      </w:r>
-      <w:r>
-        <w:rPr>
-          <w:rFonts w:hint="eastAsia"/>
-        </w:rPr>
-        <w:t>来处理</w:t>
-      </w:r>
-      <w:proofErr w:type="spellStart"/>
-      <w:r>
-        <w:rPr>
-          <w:rFonts w:hint="eastAsia"/>
-        </w:rPr>
-        <w:t>TFRecord</w:t>
-      </w:r>
-      <w:proofErr w:type="spellEnd"/>
-      <w:r>
-        <w:rPr>
-          <w:rFonts w:hint="eastAsia"/>
-        </w:rPr>
-        <w:t>格式的数据。</w:t>
-      </w:r>
-    </w:p>
-    <w:p>
-      <w:pPr>
-        <w:ind w:firstLine="420"/>
-      </w:pPr>
-      <w:r>
-        <w:rPr>
-          <w:rFonts w:hint="eastAsia"/>
-        </w:rPr>
-        <w:t xml:space="preserve"> </w:t>
-      </w:r>
-      <w:r>
-        <w:t xml:space="preserve">     </w:t>
-      </w:r>
-      <w:r>
-        <w:rPr>
-          <w:rFonts w:hint="eastAsia"/>
-        </w:rPr>
-        <w:t>(</w:t>
-      </w:r>
-      <w:r>
-        <w:t>d)</w:t>
-      </w:r>
-      <w:r>
-        <w:t>​​</w:t>
-      </w:r>
-      <w:r>
-        <w:rPr>
-          <w:rFonts w:hint="eastAsia"/>
-        </w:rPr>
-        <w:t>分布式计算扩展</w:t>
-      </w:r>
-      <w:r>
-        <w:rPr>
-          <w:rFonts w:ascii="MS Gothic" w:eastAsia="MS Gothic" w:hAnsi="MS Gothic" w:cs="MS Gothic" w:hint="eastAsia"/>
-        </w:rPr>
-        <w:t>​​</w:t>
-      </w:r>
-      <w:r>
-        <w:rPr>
-          <w:rFonts w:hint="eastAsia"/>
-        </w:rPr>
-        <w:t>：</w:t>
-      </w:r>
-    </w:p>
-    <w:p>
-      <w:pPr>
-        <w:ind w:firstLine="420"/>
-      </w:pPr>
-      <w:r>
-        <w:rPr>
-          <w:rFonts w:hint="eastAsia"/>
-        </w:rPr>
-        <w:t>在任务并行处理中，使用</w:t>
-      </w:r>
-      <w:proofErr w:type="spellStart"/>
-      <w:r>
-        <w:rPr>
-          <w:rFonts w:hint="eastAsia"/>
-        </w:rPr>
-        <w:t>dask</w:t>
-      </w:r>
-      <w:proofErr w:type="spellEnd"/>
-      <w:r>
-        <w:rPr>
-          <w:rFonts w:hint="eastAsia"/>
-        </w:rPr>
-        <w:t>通过</w:t>
-      </w:r>
-      <w:proofErr w:type="spellStart"/>
-      <w:r>
-        <w:rPr>
-          <w:rFonts w:hint="eastAsia"/>
-        </w:rPr>
-        <w:t>dask.config.set</w:t>
-      </w:r>
-      <w:proofErr w:type="spellEnd"/>
-      <w:r>
-        <w:rPr>
-          <w:rFonts w:hint="eastAsia"/>
-        </w:rPr>
-        <w:t>(pool=</w:t>
-      </w:r>
-      <w:proofErr w:type="spellStart"/>
-      <w:r>
-        <w:rPr>
-          <w:rFonts w:hint="eastAsia"/>
-        </w:rPr>
-        <w:t>ThreadPoolExecutor</w:t>
-      </w:r>
-      <w:proofErr w:type="spellEnd"/>
-      <w:r>
-        <w:rPr>
-          <w:rFonts w:hint="eastAsia"/>
-        </w:rPr>
-        <w:t>(16))</w:t>
-      </w:r>
-      <w:r>
-        <w:rPr>
-          <w:rFonts w:hint="eastAsia"/>
-        </w:rPr>
-        <w:t>进行线程池配置。对于内存共享，</w:t>
-      </w:r>
-      <w:r>
-        <w:rPr>
-          <w:rFonts w:hint="eastAsia"/>
-        </w:rPr>
-        <w:t>使用</w:t>
-      </w:r>
-      <w:r>
-        <w:rPr>
-          <w:rFonts w:hint="eastAsia"/>
-        </w:rPr>
-        <w:t>ray[data]</w:t>
-      </w:r>
-      <w:r>
-        <w:rPr>
-          <w:rFonts w:hint="eastAsia"/>
-        </w:rPr>
-        <w:t>初始化内存对象存储，可通过</w:t>
-      </w:r>
-      <w:proofErr w:type="spellStart"/>
-      <w:r>
-        <w:rPr>
-          <w:rFonts w:hint="eastAsia"/>
-        </w:rPr>
-        <w:t>ray.init</w:t>
-      </w:r>
-      <w:proofErr w:type="spellEnd"/>
-      <w:r>
-        <w:rPr>
-          <w:rFonts w:hint="eastAsia"/>
-        </w:rPr>
-        <w:t>(</w:t>
-      </w:r>
-      <w:proofErr w:type="spellStart"/>
-      <w:r>
-        <w:rPr>
-          <w:rFonts w:hint="eastAsia"/>
-        </w:rPr>
-        <w:t>object_store_memory</w:t>
-      </w:r>
-      <w:proofErr w:type="spellEnd"/>
-      <w:r>
-        <w:rPr>
-          <w:rFonts w:hint="eastAsia"/>
-        </w:rPr>
-        <w:t>=32e9)</w:t>
-      </w:r>
-      <w:r>
-        <w:rPr>
-          <w:rFonts w:hint="eastAsia"/>
-        </w:rPr>
-        <w:t>实现。在训练加速方面，</w:t>
-      </w:r>
-      <w:r>
-        <w:rPr>
-          <w:rFonts w:hint="eastAsia"/>
-        </w:rPr>
-        <w:t>使用</w:t>
-      </w:r>
-      <w:proofErr w:type="spellStart"/>
-      <w:r>
-        <w:rPr>
-          <w:rFonts w:hint="eastAsia"/>
-        </w:rPr>
-        <w:t>pytorch</w:t>
-      </w:r>
-      <w:proofErr w:type="spellEnd"/>
-      <w:r>
-        <w:rPr>
-          <w:rFonts w:hint="eastAsia"/>
-        </w:rPr>
-        <w:t>-lightning</w:t>
-      </w:r>
-      <w:r>
-        <w:rPr>
-          <w:rFonts w:hint="eastAsia"/>
-        </w:rPr>
-        <w:t>并</w:t>
-      </w:r>
-      <w:r>
-        <w:rPr>
-          <w:rFonts w:hint="eastAsia"/>
-        </w:rPr>
-        <w:t>设置</w:t>
-      </w:r>
-      <w:r>
-        <w:rPr>
-          <w:rFonts w:hint="eastAsia"/>
-        </w:rPr>
-        <w:t>strategy="</w:t>
-      </w:r>
-      <w:proofErr w:type="spellStart"/>
-      <w:r>
-        <w:rPr>
-          <w:rFonts w:hint="eastAsia"/>
-        </w:rPr>
-        <w:t>ddp_find_unused_parameters_true</w:t>
-      </w:r>
-      <w:proofErr w:type="spellEnd"/>
-      <w:r>
-        <w:rPr>
-          <w:rFonts w:hint="eastAsia"/>
-        </w:rPr>
-        <w:t>"</w:t>
-      </w:r>
-      <w:r>
-        <w:rPr>
-          <w:rFonts w:hint="eastAsia"/>
-        </w:rPr>
-        <w:t>以优化分布式训练。</w:t>
-      </w:r>
-    </w:p>
-    <w:p>
-      <w:pPr>
-        <w:ind w:firstLine="420"/>
-      </w:pPr>
-      <w:r>
-        <w:t xml:space="preserve">      </w:t>
-      </w:r>
-      <w:r>
-        <w:rPr>
-          <w:rFonts w:hint="eastAsia"/>
-        </w:rPr>
-        <w:t>(</w:t>
-      </w:r>
-      <w:r>
-        <w:t>e)</w:t>
-      </w:r>
-      <w:r>
-        <w:t>​</w:t>
-      </w:r>
-      <w:r>
-        <w:rPr>
-          <w:rFonts w:hint="eastAsia"/>
-        </w:rPr>
-        <w:t>环境管理工具</w:t>
-      </w:r>
-      <w:r>
-        <w:rPr>
-          <w:rFonts w:ascii="MS Gothic" w:eastAsia="MS Gothic" w:hAnsi="MS Gothic" w:cs="MS Gothic" w:hint="eastAsia"/>
-        </w:rPr>
-        <w:t>​​</w:t>
-      </w:r>
-      <w:r>
-        <w:rPr>
-          <w:rFonts w:hint="eastAsia"/>
-        </w:rPr>
-        <w:t>：</w:t>
-      </w:r>
-    </w:p>
-    <w:p>
-      <w:pPr>
-        <w:ind w:firstLine="420"/>
-        <w:rPr>
-          <w:rFonts w:hint="eastAsia"/>
-        </w:rPr>
-      </w:pPr>
-      <w:r>
-        <w:rPr>
-          <w:rFonts w:hint="eastAsia"/>
-        </w:rPr>
-        <w:t>在依赖隔离方面，使用</w:t>
-      </w:r>
-      <w:proofErr w:type="spellStart"/>
-      <w:r>
-        <w:rPr>
-          <w:rFonts w:hint="eastAsia"/>
-        </w:rPr>
-        <w:t>conda</w:t>
-      </w:r>
-      <w:proofErr w:type="spellEnd"/>
-      <w:r>
-        <w:rPr>
-          <w:rFonts w:hint="eastAsia"/>
-        </w:rPr>
-        <w:t>创建专用环境，通过</w:t>
-      </w:r>
-      <w:proofErr w:type="spellStart"/>
-      <w:r>
-        <w:rPr>
-          <w:rFonts w:hint="eastAsia"/>
-        </w:rPr>
-        <w:t>conda</w:t>
-      </w:r>
-      <w:proofErr w:type="spellEnd"/>
-      <w:r>
-        <w:rPr>
-          <w:rFonts w:hint="eastAsia"/>
-        </w:rPr>
-        <w:t xml:space="preserve"> create -n </w:t>
-      </w:r>
-      <w:proofErr w:type="spellStart"/>
-      <w:r>
-        <w:rPr>
-          <w:rFonts w:hint="eastAsia"/>
-        </w:rPr>
-        <w:t>llm</w:t>
-      </w:r>
-      <w:proofErr w:type="spellEnd"/>
-      <w:r>
-        <w:rPr>
-          <w:rFonts w:hint="eastAsia"/>
-        </w:rPr>
-        <w:t xml:space="preserve"> python=3.8 </w:t>
-      </w:r>
-      <w:proofErr w:type="spellStart"/>
-      <w:r>
-        <w:rPr>
-          <w:rFonts w:hint="eastAsia"/>
-        </w:rPr>
-        <w:t>cudatoolkit</w:t>
-      </w:r>
-      <w:proofErr w:type="spellEnd"/>
-      <w:r>
-        <w:rPr>
-          <w:rFonts w:hint="eastAsia"/>
-        </w:rPr>
-        <w:t>=11.8</w:t>
-      </w:r>
-      <w:r>
-        <w:rPr>
-          <w:rFonts w:hint="eastAsia"/>
-        </w:rPr>
-        <w:t>命令实现。对于版本控制，</w:t>
-      </w:r>
-      <w:r>
-        <w:rPr>
-          <w:rFonts w:hint="eastAsia"/>
-        </w:rPr>
-        <w:t>则</w:t>
-      </w:r>
-      <w:r>
-        <w:rPr>
-          <w:rFonts w:hint="eastAsia"/>
-        </w:rPr>
-        <w:t>通过</w:t>
-      </w:r>
-      <w:r>
-        <w:rPr>
-          <w:rFonts w:hint="eastAsia"/>
-        </w:rPr>
-        <w:t>pip-compile</w:t>
-      </w:r>
-      <w:r>
-        <w:rPr>
-          <w:rFonts w:hint="eastAsia"/>
-        </w:rPr>
-        <w:t>生成精确的版本锁文件，将</w:t>
-      </w:r>
-      <w:r>
-        <w:rPr>
-          <w:rFonts w:hint="eastAsia"/>
-        </w:rPr>
-        <w:t>requirements.in</w:t>
-      </w:r>
-      <w:r>
-        <w:rPr>
-          <w:rFonts w:hint="eastAsia"/>
-        </w:rPr>
-        <w:t>转换为</w:t>
-      </w:r>
-      <w:r>
-        <w:rPr>
-          <w:rFonts w:hint="eastAsia"/>
-        </w:rPr>
-        <w:t>requirements.txt</w:t>
-      </w:r>
-      <w:r>
-        <w:rPr>
-          <w:rFonts w:hint="eastAsia"/>
-        </w:rPr>
-        <w:t>以固定依赖版本。</w:t>
-      </w:r>
-    </w:p>
-    <w:p>
-      <w:pPr>
-        <w:ind w:firstLine="420"/>
-      </w:pPr>
-    </w:p>
-    <w:p>
-      <w:pPr>
-        <w:ind w:firstLine="420"/>
-        <w:rPr>
-          <w:rFonts w:hint="eastAsia"/>
-        </w:rPr>
-      </w:pPr>
-    </w:p>
-    <w:p>
-      <w:pPr>
-        <w:pStyle w:val="3"/>
-      </w:pPr>
-      <w:bookmarkStart w:id="8" w:name="_Toc196057157"/>
-      <w:r>
-        <w:t>3.2</w:t>
-      </w:r>
-      <w:r>
-        <w:rPr>
-          <w:rFonts w:hint="eastAsia"/>
-        </w:rPr>
-        <w:t>数据准备</w:t>
-      </w:r>
-      <w:r>
-        <w:rPr>
-          <w:rFonts w:hint="eastAsia"/>
-        </w:rPr>
-        <w:t>：</w:t>
-      </w:r>
-      <w:bookmarkEnd w:id="8"/>
-    </w:p>
-    <w:p>
-      <w:pPr>
-        <w:ind w:firstLine="420"/>
-        <w:rPr>
-          <w:color w:val="1F2329"/>
-        </w:rPr>
-      </w:pPr>
-      <w:r>
-        <w:rPr>
-          <w:rFonts w:hint="eastAsia"/>
-          <w:color w:val="1F2329"/>
-        </w:rPr>
-        <w:t>（</w:t>
-      </w:r>
-      <w:r>
-        <w:rPr>
-          <w:rFonts w:hint="eastAsia"/>
-          <w:color w:val="1F2329"/>
-        </w:rPr>
-        <w:t>1</w:t>
-      </w:r>
-      <w:r>
-        <w:rPr>
-          <w:rFonts w:hint="eastAsia"/>
-          <w:color w:val="1F2329"/>
-        </w:rPr>
-        <w:t>）原始数据集预处理流程</w:t>
-      </w:r>
-      <w:r>
-        <w:rPr>
-          <w:rFonts w:hint="eastAsia"/>
-          <w:color w:val="1F2329"/>
-        </w:rPr>
-        <w:t>：</w:t>
-      </w:r>
-    </w:p>
-    <w:p>
-      <w:pPr>
-        <w:ind w:firstLine="420"/>
-        <w:rPr>
-          <w:color w:val="1F2329"/>
-        </w:rPr>
-      </w:pPr>
-      <w:r>
-        <w:rPr>
-          <w:rFonts w:hint="eastAsia"/>
-          <w:color w:val="1F2329"/>
-        </w:rPr>
-        <w:t>（</w:t>
-      </w:r>
-      <w:r>
-        <w:rPr>
-          <w:rFonts w:hint="eastAsia"/>
-          <w:color w:val="1F2329"/>
-        </w:rPr>
-        <w:t>2</w:t>
-      </w:r>
-      <w:r>
-        <w:rPr>
-          <w:rFonts w:hint="eastAsia"/>
-          <w:color w:val="1F2329"/>
-        </w:rPr>
-        <w:t>）数据增强策略：分词，截断</w:t>
-      </w:r>
-    </w:p>
-    <w:p>
-      <w:pPr>
-        <w:pStyle w:val="3"/>
-      </w:pPr>
-      <w:bookmarkStart w:id="9" w:name="_Toc196057158"/>
-      <w:r>
-        <w:rPr>
-          <w:rFonts w:hint="eastAsia"/>
-        </w:rPr>
-        <w:t>3.</w:t>
-      </w:r>
-      <w:r>
-        <w:t>3</w:t>
-      </w:r>
-      <w:r>
-        <w:rPr>
-          <w:rFonts w:hint="eastAsia"/>
-        </w:rPr>
-        <w:t>训练实施</w:t>
-      </w:r>
-      <w:r>
-        <w:rPr>
-          <w:rFonts w:hint="eastAsia"/>
-        </w:rPr>
-        <w:t>：</w:t>
-      </w:r>
-      <w:bookmarkEnd w:id="9"/>
     </w:p>
     <w:p>
       <w:r>
@@ -5095,7 +5309,7 @@
       <w:pPr>
         <w:pStyle w:val="2"/>
       </w:pPr>
-      <w:bookmarkStart w:id="10" w:name="_Toc196057159"/>
+      <w:bookmarkStart w:id="8" w:name="_Toc196057159"/>
       <w:r>
         <w:rPr>
           <w:rFonts w:hint="eastAsia"/>
@@ -5108,118 +5322,118 @@
         </w:rPr>
         <w:t>实验结果与分析</w:t>
       </w:r>
+      <w:bookmarkEnd w:id="8"/>
+    </w:p>
+    <w:p>
+      <w:pPr>
+        <w:pStyle w:val="3"/>
+      </w:pPr>
+      <w:bookmarkStart w:id="9" w:name="_Toc196057160"/>
+      <w:r>
+        <w:t>4.1</w:t>
+      </w:r>
+      <w:r>
+        <w:rPr>
+          <w:rFonts w:hint="eastAsia"/>
+        </w:rPr>
+        <w:t xml:space="preserve"> </w:t>
+      </w:r>
+      <w:r>
+        <w:rPr>
+          <w:rFonts w:hint="eastAsia"/>
+          <w:color w:val="1F2329"/>
+        </w:rPr>
+        <w:t>损失函数曲线分析</w:t>
+      </w:r>
+      <w:bookmarkEnd w:id="9"/>
+    </w:p>
+    <w:p>
+      <w:pPr>
+        <w:ind w:firstLine="420"/>
+      </w:pPr>
+      <w:r>
+        <w:rPr>
+          <w:rFonts w:hint="eastAsia"/>
+        </w:rPr>
+        <w:t>训练集、</w:t>
+      </w:r>
+      <w:proofErr w:type="gramStart"/>
+      <w:r>
+        <w:rPr>
+          <w:rFonts w:hint="eastAsia"/>
+        </w:rPr>
+        <w:t>验证机</w:t>
+      </w:r>
+      <w:proofErr w:type="gramEnd"/>
+      <w:r>
+        <w:rPr>
+          <w:rFonts w:hint="eastAsia"/>
+        </w:rPr>
+        <w:t>loss</w:t>
+      </w:r>
+      <w:r>
+        <w:rPr>
+          <w:rFonts w:hint="eastAsia"/>
+        </w:rPr>
+        <w:t>对比图：</w:t>
+      </w:r>
+    </w:p>
+    <w:p>
+      <w:pPr>
+        <w:ind w:firstLine="420"/>
+      </w:pPr>
+    </w:p>
+    <w:p>
+      <w:pPr>
+        <w:ind w:firstLine="420"/>
+      </w:pPr>
+    </w:p>
+    <w:p>
+      <w:pPr>
+        <w:ind w:firstLine="420"/>
+      </w:pPr>
+    </w:p>
+    <w:p>
+      <w:pPr>
+        <w:ind w:firstLine="420"/>
+      </w:pPr>
+      <w:r>
+        <w:rPr>
+          <w:rFonts w:hint="eastAsia"/>
+        </w:rPr>
+        <w:t>收敛性及过拟合现象分析：</w:t>
+      </w:r>
+    </w:p>
+    <w:p>
+      <w:pPr>
+        <w:ind w:firstLine="420"/>
+      </w:pPr>
+    </w:p>
+    <w:p>
+      <w:pPr>
+        <w:ind w:firstLine="420"/>
+      </w:pPr>
+    </w:p>
+    <w:p>
+      <w:pPr>
+        <w:ind w:firstLine="420"/>
+      </w:pPr>
+    </w:p>
+    <w:p>
+      <w:pPr>
+        <w:pStyle w:val="3"/>
+      </w:pPr>
+      <w:bookmarkStart w:id="10" w:name="_Toc196057161"/>
+      <w:r>
+        <w:t xml:space="preserve">4.2 </w:t>
+      </w:r>
+      <w:r>
+        <w:rPr>
+          <w:rFonts w:hint="eastAsia"/>
+        </w:rPr>
+        <w:t>模型性能对比</w:t>
+      </w:r>
       <w:bookmarkEnd w:id="10"/>
-    </w:p>
-    <w:p>
-      <w:pPr>
-        <w:pStyle w:val="3"/>
-      </w:pPr>
-      <w:bookmarkStart w:id="11" w:name="_Toc196057160"/>
-      <w:r>
-        <w:t>4.1</w:t>
-      </w:r>
-      <w:r>
-        <w:rPr>
-          <w:rFonts w:hint="eastAsia"/>
-        </w:rPr>
-        <w:t xml:space="preserve"> </w:t>
-      </w:r>
-      <w:r>
-        <w:rPr>
-          <w:rFonts w:hint="eastAsia"/>
-          <w:color w:val="1F2329"/>
-        </w:rPr>
-        <w:t>损失函数曲线分析</w:t>
-      </w:r>
-      <w:bookmarkEnd w:id="11"/>
-    </w:p>
-    <w:p>
-      <w:pPr>
-        <w:ind w:firstLine="420"/>
-      </w:pPr>
-      <w:r>
-        <w:rPr>
-          <w:rFonts w:hint="eastAsia"/>
-        </w:rPr>
-        <w:t>训练集、</w:t>
-      </w:r>
-      <w:proofErr w:type="gramStart"/>
-      <w:r>
-        <w:rPr>
-          <w:rFonts w:hint="eastAsia"/>
-        </w:rPr>
-        <w:t>验证机</w:t>
-      </w:r>
-      <w:proofErr w:type="gramEnd"/>
-      <w:r>
-        <w:rPr>
-          <w:rFonts w:hint="eastAsia"/>
-        </w:rPr>
-        <w:t>loss</w:t>
-      </w:r>
-      <w:r>
-        <w:rPr>
-          <w:rFonts w:hint="eastAsia"/>
-        </w:rPr>
-        <w:t>对比图：</w:t>
-      </w:r>
-    </w:p>
-    <w:p>
-      <w:pPr>
-        <w:ind w:firstLine="420"/>
-      </w:pPr>
-    </w:p>
-    <w:p>
-      <w:pPr>
-        <w:ind w:firstLine="420"/>
-      </w:pPr>
-    </w:p>
-    <w:p>
-      <w:pPr>
-        <w:ind w:firstLine="420"/>
-      </w:pPr>
-    </w:p>
-    <w:p>
-      <w:pPr>
-        <w:ind w:firstLine="420"/>
-      </w:pPr>
-      <w:r>
-        <w:rPr>
-          <w:rFonts w:hint="eastAsia"/>
-        </w:rPr>
-        <w:t>收敛性及过拟合现象分析：</w:t>
-      </w:r>
-    </w:p>
-    <w:p>
-      <w:pPr>
-        <w:ind w:firstLine="420"/>
-      </w:pPr>
-    </w:p>
-    <w:p>
-      <w:pPr>
-        <w:ind w:firstLine="420"/>
-      </w:pPr>
-    </w:p>
-    <w:p>
-      <w:pPr>
-        <w:ind w:firstLine="420"/>
-      </w:pPr>
-    </w:p>
-    <w:p>
-      <w:pPr>
-        <w:pStyle w:val="3"/>
-      </w:pPr>
-      <w:bookmarkStart w:id="12" w:name="_Toc196057161"/>
-      <w:r>
-        <w:t xml:space="preserve">4.2 </w:t>
-      </w:r>
-      <w:r>
-        <w:rPr>
-          <w:rFonts w:hint="eastAsia"/>
-        </w:rPr>
-        <w:t>模型性能对比</w:t>
-      </w:r>
-      <w:bookmarkEnd w:id="12"/>
     </w:p>
     <w:p>
       <w:pPr>
@@ -5263,7 +5477,7 @@
       <w:pPr>
         <w:pStyle w:val="3"/>
       </w:pPr>
-      <w:bookmarkStart w:id="13" w:name="_Toc196057162"/>
+      <w:bookmarkStart w:id="11" w:name="_Toc196057162"/>
       <w:r>
         <w:t>4.3</w:t>
       </w:r>
@@ -5273,7 +5487,7 @@
         </w:rPr>
         <w:t>微调效果验证</w:t>
       </w:r>
-      <w:bookmarkEnd w:id="13"/>
+      <w:bookmarkEnd w:id="11"/>
     </w:p>
     <w:p>
       <w:pPr>
@@ -5326,7 +5540,7 @@
       <w:pPr>
         <w:pStyle w:val="2"/>
       </w:pPr>
-      <w:bookmarkStart w:id="14" w:name="_Toc196057163"/>
+      <w:bookmarkStart w:id="12" w:name="_Toc196057163"/>
       <w:r>
         <w:rPr>
           <w:rFonts w:hint="eastAsia"/>
@@ -5345,7 +5559,7 @@
         </w:rPr>
         <w:t>心得与体会</w:t>
       </w:r>
-      <w:bookmarkEnd w:id="14"/>
+      <w:bookmarkEnd w:id="12"/>
     </w:p>
     <w:p>
       <w:pPr>
@@ -5543,7 +5757,7 @@
       </w:r>
     </w:p>
     <w:sectPr>
-      <w:footerReference w:type="default" r:id="rId32"/>
+      <w:footerReference w:type="default" r:id="rId12"/>
       <w:pgSz w:w="11906" w:h="16838"/>
       <w:pgMar w:top="1440" w:right="1800" w:bottom="1440" w:left="1800" w:header="851" w:footer="992" w:gutter="0"/>
       <w:pgNumType w:start="1"/>
@@ -6606,6 +6820,7 @@
   <w:style w:type="character" w:default="1" w:styleId="a0">
     <w:name w:val="Default Paragraph Font"/>
     <w:uiPriority w:val="1"/>
+    <w:semiHidden/>
     <w:unhideWhenUsed/>
   </w:style>
   <w:style w:type="table" w:default="1" w:styleId="a1">
@@ -7615,7 +7830,7 @@
 </file>
 
 <file path=customXml/itemProps2.xml><?xml version="1.0" encoding="utf-8"?>
-<ds:datastoreItem xmlns:ds="http://schemas.openxmlformats.org/officeDocument/2006/customXml" ds:itemID="{297E74EB-BB2D-4323-AB16-2D196D98AB4C}">
+<ds:datastoreItem xmlns:ds="http://schemas.openxmlformats.org/officeDocument/2006/customXml" ds:itemID="{E3748A95-AAA6-4F1B-B27E-40EBB6B1D281}">
   <ds:schemaRefs>
     <ds:schemaRef ds:uri="http://schemas.openxmlformats.org/officeDocument/2006/bibliography"/>
   </ds:schemaRefs>
